--- a/Data-Governance/Terms-of-Submission.docx
+++ b/Data-Governance/Terms-of-Submission.docx
@@ -1,6 +1,6 @@
 
 <file path=word/document.xml><?xml version="1.0" encoding="utf-8"?>
-<w:document xmlns:wpc="http://schemas.microsoft.com/office/word/2010/wordprocessingCanvas" xmlns:cx="http://schemas.microsoft.com/office/drawing/2014/chartex" xmlns:cx1="http://schemas.microsoft.com/office/drawing/2015/9/8/chartex" xmlns:cx2="http://schemas.microsoft.com/office/drawing/2015/10/21/chartex" xmlns:cx3="http://schemas.microsoft.com/office/drawing/2016/5/9/chartex" xmlns:cx4="http://schemas.microsoft.com/office/drawing/2016/5/10/chartex" xmlns:cx5="http://schemas.microsoft.com/office/drawing/2016/5/11/chartex" xmlns:cx6="http://schemas.microsoft.com/office/drawing/2016/5/12/chartex" xmlns:cx7="http://schemas.microsoft.com/office/drawing/2016/5/13/chartex" xmlns:cx8="http://schemas.microsoft.com/office/drawing/2016/5/14/chartex" xmlns:mc="http://schemas.openxmlformats.org/markup-compatibility/2006" xmlns:aink="http://schemas.microsoft.com/office/drawing/2016/ink" xmlns:am3d="http://schemas.microsoft.com/office/drawing/2017/model3d" xmlns:o="urn:schemas-microsoft-com:office:office" xmlns:oel="http://schemas.microsoft.com/office/2019/extlst" xmlns:r="http://schemas.openxmlformats.org/officeDocument/2006/relationships" xmlns:m="http://schemas.openxmlformats.org/officeDocument/2006/math" xmlns:v="urn:schemas-microsoft-com:vml" xmlns:wp14="http://schemas.microsoft.com/office/word/2010/wordprocessingDrawing" xmlns:wp="http://schemas.openxmlformats.org/drawingml/2006/wordprocessingDrawing" xmlns:w10="urn:schemas-microsoft-com:office:word" xmlns:w="http://schemas.openxmlformats.org/wordprocessingml/2006/main" xmlns:w14="http://schemas.microsoft.com/office/word/2010/wordml" xmlns:w15="http://schemas.microsoft.com/office/word/2012/wordml" xmlns:w16cex="http://schemas.microsoft.com/office/word/2018/wordml/cex" xmlns:w16cid="http://schemas.microsoft.com/office/word/2016/wordml/cid" xmlns:w16="http://schemas.microsoft.com/office/word/2018/wordml" xmlns:w16du="http://schemas.microsoft.com/office/word/2023/wordml/word16du" xmlns:w16sdtdh="http://schemas.microsoft.com/office/word/2020/wordml/sdtdatahash" xmlns:w16sdtfl="http://schemas.microsoft.com/office/word/2024/wordml/sdtformatlock" xmlns:w16se="http://schemas.microsoft.com/office/word/2015/wordml/symex" xmlns:wpg="http://schemas.microsoft.com/office/word/2010/wordprocessingGroup" xmlns:wpi="http://schemas.microsoft.com/office/word/2010/wordprocessingInk" xmlns:wne="http://schemas.microsoft.com/office/word/2006/wordml" xmlns:wps="http://schemas.microsoft.com/office/word/2010/wordprocessingShape" mc:Ignorable="w14 w15 w16se w16cid w16 w16cex w16sdtdh w16sdtfl w16du wp14">
+<w:document xmlns:wpc="http://schemas.microsoft.com/office/word/2010/wordprocessingCanvas" xmlns:cx="http://schemas.microsoft.com/office/drawing/2014/chartex" xmlns:cx1="http://schemas.microsoft.com/office/drawing/2015/9/8/chartex" xmlns:cx2="http://schemas.microsoft.com/office/drawing/2015/10/21/chartex" xmlns:cx3="http://schemas.microsoft.com/office/drawing/2016/5/9/chartex" xmlns:cx4="http://schemas.microsoft.com/office/drawing/2016/5/10/chartex" xmlns:cx5="http://schemas.microsoft.com/office/drawing/2016/5/11/chartex" xmlns:cx6="http://schemas.microsoft.com/office/drawing/2016/5/12/chartex" xmlns:cx7="http://schemas.microsoft.com/office/drawing/2016/5/13/chartex" xmlns:cx8="http://schemas.microsoft.com/office/drawing/2016/5/14/chartex" xmlns:mc="http://schemas.openxmlformats.org/markup-compatibility/2006" xmlns:aink="http://schemas.microsoft.com/office/drawing/2016/ink" xmlns:am3d="http://schemas.microsoft.com/office/drawing/2017/model3d" xmlns:o="urn:schemas-microsoft-com:office:office" xmlns:oel="http://schemas.microsoft.com/office/2019/extlst" xmlns:r="http://schemas.openxmlformats.org/officeDocument/2006/relationships" xmlns:m="http://schemas.openxmlformats.org/officeDocument/2006/math" xmlns:v="urn:schemas-microsoft-com:vml" xmlns:wp14="http://schemas.microsoft.com/office/word/2010/wordprocessingDrawing" xmlns:wp="http://schemas.openxmlformats.org/drawingml/2006/wordprocessingDrawing" xmlns:w10="urn:schemas-microsoft-com:office:word" xmlns:w="http://schemas.openxmlformats.org/wordprocessingml/2006/main" xmlns:w14="http://schemas.microsoft.com/office/word/2010/wordml" xmlns:w15="http://schemas.microsoft.com/office/word/2012/wordml" xmlns:w16cex="http://schemas.microsoft.com/office/word/2018/wordml/cex" xmlns:w16cid="http://schemas.microsoft.com/office/word/2016/wordml/cid" xmlns:w16="http://schemas.microsoft.com/office/word/2018/wordml" xmlns:w16sdtdh="http://schemas.microsoft.com/office/word/2020/wordml/sdtdatahash" xmlns:w16se="http://schemas.microsoft.com/office/word/2015/wordml/symex" xmlns:wpg="http://schemas.microsoft.com/office/word/2010/wordprocessingGroup" xmlns:wpi="http://schemas.microsoft.com/office/word/2010/wordprocessingInk" xmlns:wne="http://schemas.microsoft.com/office/word/2006/wordml" xmlns:wps="http://schemas.microsoft.com/office/word/2010/wordprocessingShape" mc:Ignorable="w14 w15 w16se w16cid w16 w16cex w16sdtdh wp14">
   <w:body>
     <w:p>
       <w:pPr>
@@ -497,13 +497,8 @@
         <w:t xml:space="preserve">the data submitted by the Partner Institution and </w:t>
       </w:r>
       <w:r>
-        <w:t xml:space="preserve">Manipulated </w:t>
-      </w:r>
-      <w:proofErr w:type="gramStart"/>
-      <w:r>
-        <w:t>Data;</w:t>
-      </w:r>
-      <w:proofErr w:type="gramEnd"/>
+        <w:t>Manipulated Data;</w:t>
+      </w:r>
     </w:p>
     <w:p>
       <w:pPr>
@@ -595,13 +590,8 @@
         <w:t>ISARIC/Oxford</w:t>
       </w:r>
       <w:r>
-        <w:t xml:space="preserve"> to such a degree that it can no longer be identified as originating from the Data nor used as a substitute for the </w:t>
-      </w:r>
-      <w:proofErr w:type="gramStart"/>
-      <w:r>
-        <w:t>Data;</w:t>
-      </w:r>
-      <w:proofErr w:type="gramEnd"/>
+        <w:t xml:space="preserve"> to such a degree that it can no longer be identified as originating from the Data nor used as a substitute for the Data;</w:t>
+      </w:r>
     </w:p>
     <w:p>
       <w:pPr>
@@ -765,14 +755,7 @@
         <w:rPr>
           <w:lang w:eastAsia="ko-KR"/>
         </w:rPr>
-        <w:t xml:space="preserve">shall have the meanings given in the Data Protection </w:t>
-      </w:r>
-      <w:proofErr w:type="gramStart"/>
-      <w:r>
-        <w:rPr>
-          <w:lang w:eastAsia="ko-KR"/>
-        </w:rPr>
-        <w:t>Laws</w:t>
+        <w:t>shall have the meanings given in the Data Protection Laws</w:t>
       </w:r>
       <w:r>
         <w:rPr>
@@ -780,7 +763,6 @@
         </w:rPr>
         <w:t>;</w:t>
       </w:r>
-      <w:proofErr w:type="gramEnd"/>
     </w:p>
     <w:p>
       <w:pPr>
@@ -1018,16 +1000,11 @@
         <w:t xml:space="preserve"> solely for </w:t>
       </w:r>
       <w:r>
-        <w:t xml:space="preserve">the </w:t>
-      </w:r>
-      <w:proofErr w:type="gramStart"/>
-      <w:r>
-        <w:t>Research</w:t>
+        <w:t>the Research</w:t>
       </w:r>
       <w:r>
         <w:t>;</w:t>
       </w:r>
-      <w:proofErr w:type="gramEnd"/>
     </w:p>
     <w:p>
       <w:pPr>
@@ -1180,7 +1157,6 @@
         </w:rPr>
         <w:t xml:space="preserve"> are aware of and comply with the terms of this </w:t>
       </w:r>
-      <w:proofErr w:type="gramStart"/>
       <w:r>
         <w:rPr>
           <w:rFonts w:eastAsia="Batang"/>
@@ -1189,7 +1165,6 @@
         </w:rPr>
         <w:t>Agreement;</w:t>
       </w:r>
-      <w:proofErr w:type="gramEnd"/>
       <w:r>
         <w:rPr>
           <w:rFonts w:eastAsia="Batang"/>
@@ -1260,15 +1235,7 @@
         <w:t>Partner</w:t>
       </w:r>
       <w:r>
-        <w:t xml:space="preserve"> </w:t>
-      </w:r>
-      <w:proofErr w:type="gramStart"/>
-      <w:r>
-        <w:t>Institution;</w:t>
-      </w:r>
-      <w:proofErr w:type="gramEnd"/>
-      <w:r>
-        <w:t xml:space="preserve"> </w:t>
+        <w:t xml:space="preserve"> Institution; </w:t>
       </w:r>
     </w:p>
     <w:p>
@@ -1297,7 +1264,25 @@
           <w:szCs w:val="22"/>
           <w:lang w:eastAsia="ko-KR"/>
         </w:rPr>
-        <w:t>to keep the Data secure by implementing organisational and technological measures appropriate to the nature and sensitivity of the data</w:t>
+        <w:t xml:space="preserve">to keep the </w:t>
+      </w:r>
+      <w:proofErr w:type="gramStart"/>
+      <w:r>
+        <w:rPr>
+          <w:rFonts w:eastAsia="Batang"/>
+          <w:szCs w:val="22"/>
+          <w:lang w:eastAsia="ko-KR"/>
+        </w:rPr>
+        <w:t>Data</w:t>
+      </w:r>
+      <w:proofErr w:type="gramEnd"/>
+      <w:r>
+        <w:rPr>
+          <w:rFonts w:eastAsia="Batang"/>
+          <w:szCs w:val="22"/>
+          <w:lang w:eastAsia="ko-KR"/>
+        </w:rPr>
+        <w:t xml:space="preserve"> secure by implementing organisational and technological measures appropriate to the nature and sensitivity of the data</w:t>
       </w:r>
       <w:r>
         <w:rPr>
@@ -1512,18 +1497,8 @@
           <w:szCs w:val="22"/>
           <w:lang w:eastAsia="ko-KR"/>
         </w:rPr>
-        <w:t xml:space="preserve">access, use or disclosure of the </w:t>
-      </w:r>
-      <w:proofErr w:type="gramStart"/>
-      <w:r>
-        <w:rPr>
-          <w:rFonts w:eastAsia="Batang"/>
-          <w:szCs w:val="22"/>
-          <w:lang w:eastAsia="ko-KR"/>
-        </w:rPr>
-        <w:t>Data;</w:t>
-      </w:r>
-      <w:proofErr w:type="gramEnd"/>
+        <w:t>access, use or disclosure of the Data;</w:t>
+      </w:r>
     </w:p>
     <w:p>
       <w:pPr>
@@ -1568,14 +1543,9 @@
         <w:t>Partner</w:t>
       </w:r>
       <w:r>
-        <w:t xml:space="preserve"> </w:t>
-      </w:r>
-      <w:proofErr w:type="gramStart"/>
-      <w:r>
-        <w:t>Institution;</w:t>
+        <w:t xml:space="preserve"> Institution;</w:t>
       </w:r>
       <w:bookmarkEnd w:id="1"/>
-      <w:proofErr w:type="gramEnd"/>
     </w:p>
     <w:p>
       <w:pPr>
@@ -1608,16 +1578,11 @@
         <w:t xml:space="preserve"> in accordance with all </w:t>
       </w:r>
       <w:r>
-        <w:t xml:space="preserve">applicable laws and </w:t>
-      </w:r>
-      <w:proofErr w:type="gramStart"/>
-      <w:r>
-        <w:t>regulations</w:t>
+        <w:t>applicable laws and regulations</w:t>
       </w:r>
       <w:r>
         <w:t>;</w:t>
       </w:r>
-      <w:proofErr w:type="gramEnd"/>
       <w:r>
         <w:t xml:space="preserve"> </w:t>
       </w:r>
@@ -1802,25 +1767,7 @@
           <w:szCs w:val="22"/>
           <w:lang w:eastAsia="ko-KR"/>
         </w:rPr>
-        <w:t xml:space="preserve">’s information systems procedures, </w:t>
-      </w:r>
-      <w:proofErr w:type="gramStart"/>
-      <w:r>
-        <w:rPr>
-          <w:rFonts w:eastAsia="Batang"/>
-          <w:szCs w:val="22"/>
-          <w:lang w:eastAsia="ko-KR"/>
-        </w:rPr>
-        <w:t>provided that</w:t>
-      </w:r>
-      <w:proofErr w:type="gramEnd"/>
-      <w:r>
-        <w:rPr>
-          <w:rFonts w:eastAsia="Batang"/>
-          <w:szCs w:val="22"/>
-          <w:lang w:eastAsia="ko-KR"/>
-        </w:rPr>
-        <w:t xml:space="preserve"> </w:t>
+        <w:t xml:space="preserve">’s information systems procedures, provided that </w:t>
       </w:r>
       <w:r>
         <w:rPr>
@@ -1995,15 +1942,7 @@
         <w:t xml:space="preserve"> (whether publicly available or otherwise) to re-identify individuals form the Data</w:t>
       </w:r>
       <w:r>
-        <w:t xml:space="preserve">. </w:t>
-      </w:r>
-      <w:proofErr w:type="gramStart"/>
-      <w:r>
-        <w:t>In the event that</w:t>
-      </w:r>
-      <w:proofErr w:type="gramEnd"/>
-      <w:r>
-        <w:t xml:space="preserve"> the Data is </w:t>
+        <w:t xml:space="preserve">. In the event that the Data is </w:t>
       </w:r>
       <w:r>
         <w:t xml:space="preserve">or becomes </w:t>
@@ -2188,13 +2127,8 @@
         <w:t>data is often contributed by third parties and cannot be guaranteed to be free from er</w:t>
       </w:r>
       <w:r>
-        <w:t xml:space="preserve">rors, omissions or </w:t>
-      </w:r>
-      <w:proofErr w:type="gramStart"/>
-      <w:r>
-        <w:t>inaccuracies,</w:t>
-      </w:r>
-      <w:proofErr w:type="gramEnd"/>
+        <w:t>rors, omissions or inaccuracies,</w:t>
+      </w:r>
       <w:r>
         <w:t xml:space="preserve"> </w:t>
       </w:r>
@@ -2253,15 +2187,7 @@
         <w:pStyle w:val="Heading2"/>
       </w:pPr>
       <w:r>
-        <w:t xml:space="preserve">The liability of either Party for any breach of this </w:t>
-      </w:r>
-      <w:proofErr w:type="gramStart"/>
-      <w:r>
-        <w:t>Agreement, or</w:t>
-      </w:r>
-      <w:proofErr w:type="gramEnd"/>
-      <w:r>
-        <w:t xml:space="preserve"> arising in any other way out of the subject matter of this Agreement, will not extend to loss of business, or profit, or to any indirect or consequential damages or losses.</w:t>
+        <w:t>The liability of either Party for any breach of this Agreement, or arising in any other way out of the subject matter of this Agreement, will not extend to loss of business, or profit, or to any indirect or consequential damages or losses.</w:t>
       </w:r>
     </w:p>
     <w:p/>
@@ -2283,15 +2209,7 @@
         <w:t>are</w:t>
       </w:r>
       <w:r>
-        <w:t xml:space="preserve"> </w:t>
-      </w:r>
-      <w:proofErr w:type="gramStart"/>
-      <w:r>
-        <w:t>provided</w:t>
-      </w:r>
-      <w:proofErr w:type="gramEnd"/>
-      <w:r>
-        <w:t xml:space="preserve"> and </w:t>
+        <w:t xml:space="preserve"> provided and </w:t>
       </w:r>
       <w:r>
         <w:t>the Research</w:t>
@@ -2547,16 +2465,11 @@
         <w:t xml:space="preserve">has become public knowledge, other than through an unauthorised disclosure by </w:t>
       </w:r>
       <w:r>
-        <w:t>ISARIC/</w:t>
-      </w:r>
-      <w:proofErr w:type="gramStart"/>
-      <w:r>
-        <w:t>Oxford</w:t>
+        <w:t>ISARIC/Oxford</w:t>
       </w:r>
       <w:r>
         <w:t>;</w:t>
       </w:r>
-      <w:proofErr w:type="gramEnd"/>
     </w:p>
     <w:p>
       <w:pPr>
@@ -2585,13 +2498,8 @@
         <w:t>Partner</w:t>
       </w:r>
       <w:r>
-        <w:t xml:space="preserve"> </w:t>
-      </w:r>
-      <w:proofErr w:type="gramStart"/>
-      <w:r>
-        <w:t>Institution;</w:t>
-      </w:r>
-      <w:proofErr w:type="gramEnd"/>
+        <w:t xml:space="preserve"> Institution;</w:t>
+      </w:r>
     </w:p>
     <w:p>
       <w:pPr>
@@ -2625,13 +2533,8 @@
         <w:t>Partner</w:t>
       </w:r>
       <w:r>
-        <w:t xml:space="preserve"> </w:t>
-      </w:r>
-      <w:proofErr w:type="gramStart"/>
-      <w:r>
-        <w:t>Institution;</w:t>
-      </w:r>
-      <w:proofErr w:type="gramEnd"/>
+        <w:t xml:space="preserve"> Institution;</w:t>
+      </w:r>
     </w:p>
     <w:p>
       <w:pPr>
@@ -2712,11 +2615,9 @@
       <w:r>
         <w:t xml:space="preserve"> wish to make Commercial Use of the </w:t>
       </w:r>
-      <w:proofErr w:type="gramStart"/>
       <w:r>
         <w:t>Data</w:t>
       </w:r>
-      <w:proofErr w:type="gramEnd"/>
       <w:r>
         <w:t xml:space="preserve"> and should the </w:t>
       </w:r>
@@ -3298,13 +3199,8 @@
         <w:t xml:space="preserve">of </w:t>
       </w:r>
       <w:r>
-        <w:t xml:space="preserve">England and </w:t>
-      </w:r>
-      <w:proofErr w:type="gramStart"/>
-      <w:r>
-        <w:t>Wales</w:t>
-      </w:r>
-      <w:proofErr w:type="gramEnd"/>
+        <w:t>England and Wales</w:t>
+      </w:r>
       <w:r>
         <w:t xml:space="preserve"> </w:t>
       </w:r>
@@ -4905,13 +4801,8 @@
         <w:t xml:space="preserve"> Institution</w:t>
       </w:r>
       <w:r>
-        <w:t xml:space="preserve"> of that legal requirement before processing, unless the law prohibits such information on important grounds of public </w:t>
-      </w:r>
-      <w:proofErr w:type="gramStart"/>
-      <w:r>
-        <w:t>interest;</w:t>
-      </w:r>
-      <w:proofErr w:type="gramEnd"/>
+        <w:t xml:space="preserve"> of that legal requirement before processing, unless the law prohibits such information on important grounds of public interest;</w:t>
+      </w:r>
     </w:p>
     <w:p>
       <w:pPr>
@@ -4940,15 +4831,7 @@
         <w:t xml:space="preserve"> Institution</w:t>
       </w:r>
       <w:r>
-        <w:t xml:space="preserve">'s instructions infringes Data Protection </w:t>
-      </w:r>
-      <w:proofErr w:type="gramStart"/>
-      <w:r>
-        <w:t>Legislation;</w:t>
-      </w:r>
-      <w:proofErr w:type="gramEnd"/>
-      <w:r>
-        <w:t xml:space="preserve"> </w:t>
+        <w:t xml:space="preserve">'s instructions infringes Data Protection Legislation; </w:t>
       </w:r>
     </w:p>
     <w:p>
@@ -4976,15 +4859,7 @@
         </w:numPr>
       </w:pPr>
       <w:r>
-        <w:t xml:space="preserve">ensure the reliability of any of its personnel who have access to the Personal Data and ensure that such personnel have committed themselves to confidentiality or are under an appropriate statutory obligation of </w:t>
-      </w:r>
-      <w:proofErr w:type="gramStart"/>
-      <w:r>
-        <w:t>confidentiality;</w:t>
-      </w:r>
-      <w:proofErr w:type="gramEnd"/>
-      <w:r>
-        <w:t xml:space="preserve"> </w:t>
+        <w:t xml:space="preserve">ensure the reliability of any of its personnel who have access to the Personal Data and ensure that such personnel have committed themselves to confidentiality or are under an appropriate statutory obligation of confidentiality; </w:t>
       </w:r>
     </w:p>
     <w:p>
@@ -5122,23 +4997,7 @@
           <w:sz w:val="22"/>
           <w:szCs w:val="22"/>
         </w:rPr>
-        <w:t xml:space="preserve"> Institution in relation to any such request or </w:t>
-      </w:r>
-      <w:proofErr w:type="gramStart"/>
-      <w:r>
-        <w:rPr>
-          <w:sz w:val="22"/>
-          <w:szCs w:val="22"/>
-        </w:rPr>
-        <w:t>correspondence;</w:t>
-      </w:r>
-      <w:proofErr w:type="gramEnd"/>
-      <w:r>
-        <w:rPr>
-          <w:sz w:val="22"/>
-          <w:szCs w:val="22"/>
-        </w:rPr>
-        <w:t xml:space="preserve"> </w:t>
+        <w:t xml:space="preserve"> Institution in relation to any such request or correspondence; </w:t>
       </w:r>
     </w:p>
     <w:p>
@@ -5188,16 +5047,11 @@
         <w:t>Partner</w:t>
       </w:r>
       <w:r>
-        <w:t xml:space="preserve"> </w:t>
-      </w:r>
-      <w:proofErr w:type="gramStart"/>
-      <w:r>
-        <w:t>Institution</w:t>
+        <w:t xml:space="preserve"> Institution</w:t>
       </w:r>
       <w:r>
         <w:t>;</w:t>
       </w:r>
-      <w:proofErr w:type="gramEnd"/>
     </w:p>
     <w:p>
       <w:pPr>
@@ -5214,13 +5068,8 @@
         <w:t>Partner</w:t>
       </w:r>
       <w:r>
-        <w:t xml:space="preserve"> Institution to amend, transfer or delete any Personal </w:t>
-      </w:r>
-      <w:proofErr w:type="gramStart"/>
-      <w:r>
-        <w:t>Data;</w:t>
-      </w:r>
-      <w:proofErr w:type="gramEnd"/>
+        <w:t xml:space="preserve"> Institution to amend, transfer or delete any Personal Data;</w:t>
+      </w:r>
     </w:p>
     <w:p>
       <w:pPr>
@@ -5249,13 +5098,8 @@
         <w:t xml:space="preserve"> Institution</w:t>
       </w:r>
       <w:r>
-        <w:t xml:space="preserve"> on termination of the Agreement unless required by Applicable Data Processing Law to store the Personal </w:t>
-      </w:r>
-      <w:proofErr w:type="gramStart"/>
-      <w:r>
-        <w:t>Data;</w:t>
-      </w:r>
-      <w:proofErr w:type="gramEnd"/>
+        <w:t xml:space="preserve"> on termination of the Agreement unless required by Applicable Data Processing Law to store the Personal Data;</w:t>
+      </w:r>
     </w:p>
     <w:p>
       <w:pPr>
@@ -5301,15 +5145,7 @@
         <w:t xml:space="preserve"> Institution</w:t>
       </w:r>
       <w:r>
-        <w:t xml:space="preserve">, on reasonable notice and subject to appropriate confidentiality </w:t>
-      </w:r>
-      <w:proofErr w:type="gramStart"/>
-      <w:r>
-        <w:t>obligations;</w:t>
-      </w:r>
-      <w:proofErr w:type="gramEnd"/>
-      <w:r>
-        <w:t xml:space="preserve"> </w:t>
+        <w:t xml:space="preserve">, on reasonable notice and subject to appropriate confidentiality obligations; </w:t>
       </w:r>
     </w:p>
     <w:p>
@@ -5403,23 +5239,7 @@
           <w:sz w:val="22"/>
           <w:szCs w:val="22"/>
         </w:rPr>
-        <w:t xml:space="preserve">the same to those set out in this </w:t>
-      </w:r>
-      <w:proofErr w:type="gramStart"/>
-      <w:r>
-        <w:rPr>
-          <w:sz w:val="22"/>
-          <w:szCs w:val="22"/>
-        </w:rPr>
-        <w:t>Agreement;</w:t>
-      </w:r>
-      <w:proofErr w:type="gramEnd"/>
-      <w:r>
-        <w:rPr>
-          <w:sz w:val="22"/>
-          <w:szCs w:val="22"/>
-        </w:rPr>
-        <w:t xml:space="preserve"> </w:t>
+        <w:t xml:space="preserve">the same to those set out in this Agreement; </w:t>
       </w:r>
     </w:p>
     <w:p>
@@ -6138,19 +5958,25 @@
       <w:pPr>
         <w:shd w:val="clear" w:color="auto" w:fill="FFFFFF"/>
         <w:spacing w:before="120" w:line="312" w:lineRule="atLeast"/>
-        <w:rPr>
-          <w:b/>
-          <w:bCs/>
-        </w:rPr>
       </w:pPr>
       <w:hyperlink r:id="rId10" w:history="1">
         <w:r>
           <w:rPr>
             <w:rStyle w:val="Hyperlink"/>
-            <w:b/>
-            <w:bCs/>
           </w:rPr>
-          <w:t>https://github.com/ISARICResearch/CCP/blob/4c67a9fd535b39a3f810ff92bf40a31ce09c2592/Analyses/Partner-Analyses-Metadata.xlsx</w:t>
+          <w:t>https://github.com/ISARICResearch/CCP/</w:t>
+        </w:r>
+        <w:r>
+          <w:rPr>
+            <w:rStyle w:val="Hyperlink"/>
+          </w:rPr>
+          <w:t>r</w:t>
+        </w:r>
+        <w:r>
+          <w:rPr>
+            <w:rStyle w:val="Hyperlink"/>
+          </w:rPr>
+          <w:t>aw/main/Analyses/Partner-Analyses-Metadata.xlsx</w:t>
         </w:r>
       </w:hyperlink>
     </w:p>
@@ -6211,36 +6037,21 @@
         </w:rPr>
         <w:t xml:space="preserve">ISARIC platform are available here: </w:t>
       </w:r>
+    </w:p>
+    <w:p>
+      <w:pPr>
+        <w:shd w:val="clear" w:color="auto" w:fill="FFFFFF"/>
+        <w:spacing w:before="120" w:line="312" w:lineRule="atLeast"/>
+        <w:jc w:val="left"/>
+      </w:pPr>
       <w:hyperlink r:id="rId11" w:history="1">
         <w:r>
           <w:rPr>
             <w:rStyle w:val="Hyperlink"/>
-            <w:b/>
-            <w:bCs/>
-            <w:szCs w:val="22"/>
           </w:rPr>
-          <w:t>https://github.com/ISARICResearch/CCP/blob/b6b5418464793a643e4b51deb2de08c932bbda01/Data-Governance/Technical-Organisational-Measures.docx</w:t>
+          <w:t>https://github.com/ISARICResearch/CCP/raw/main/Data-Governance/Technical-Organisational-Measures.docx</w:t>
         </w:r>
       </w:hyperlink>
-    </w:p>
-    <w:p>
-      <w:pPr>
-        <w:shd w:val="clear" w:color="auto" w:fill="FFFFFF"/>
-        <w:spacing w:before="120" w:line="312" w:lineRule="atLeast"/>
-        <w:jc w:val="left"/>
-        <w:rPr>
-          <w:szCs w:val="22"/>
-        </w:rPr>
-      </w:pPr>
-    </w:p>
-    <w:p>
-      <w:pPr>
-        <w:shd w:val="clear" w:color="auto" w:fill="FFFFFF"/>
-        <w:spacing w:before="120" w:line="312" w:lineRule="atLeast"/>
-        <w:rPr>
-          <w:szCs w:val="22"/>
-        </w:rPr>
-      </w:pPr>
     </w:p>
     <w:p>
       <w:pPr>
@@ -6720,29 +6531,7 @@
                 <w:szCs w:val="22"/>
                 <w:lang w:val="en-US"/>
               </w:rPr>
-              <w:t xml:space="preserve">Consents given for Data collection and use </w:t>
-            </w:r>
-            <w:proofErr w:type="gramStart"/>
-            <w:r>
-              <w:rPr>
-                <w:bCs/>
-                <w:color w:val="000000"/>
-                <w:kern w:val="28"/>
-                <w:szCs w:val="22"/>
-                <w:lang w:val="en-US"/>
-              </w:rPr>
-              <w:t>given?</w:t>
-            </w:r>
-            <w:proofErr w:type="gramEnd"/>
-            <w:r>
-              <w:rPr>
-                <w:bCs/>
-                <w:color w:val="000000"/>
-                <w:kern w:val="28"/>
-                <w:szCs w:val="22"/>
-                <w:lang w:val="en-US"/>
-              </w:rPr>
-              <w:t xml:space="preserve"> </w:t>
+              <w:t xml:space="preserve">Consents given for Data collection and use given? </w:t>
             </w:r>
           </w:p>
         </w:tc>
@@ -7009,24 +6798,29 @@
           </w:tcPr>
           <w:p>
             <w:pPr>
-              <w:keepNext/>
-              <w:jc w:val="left"/>
-              <w:rPr>
-                <w:bCs/>
-                <w:szCs w:val="22"/>
-              </w:rPr>
+              <w:shd w:val="clear" w:color="auto" w:fill="FFFFFF"/>
+              <w:spacing w:before="120" w:line="312" w:lineRule="atLeast"/>
             </w:pPr>
             <w:hyperlink r:id="rId12" w:history="1">
               <w:r>
                 <w:rPr>
                   <w:rStyle w:val="Hyperlink"/>
                 </w:rPr>
-                <w:t>https://github.com/ISARICResearch/CCP/blob/4c67a9fd535b39a3f810ff92bf40a31ce09c2592/Analyses/Partner-Analyses-Metadata.xlsx</w:t>
+                <w:t>https://github.com/ISA</w:t>
+              </w:r>
+              <w:r>
+                <w:rPr>
+                  <w:rStyle w:val="Hyperlink"/>
+                </w:rPr>
+                <w:t>R</w:t>
+              </w:r>
+              <w:r>
+                <w:rPr>
+                  <w:rStyle w:val="Hyperlink"/>
+                </w:rPr>
+                <w:t>ICResearch/CCP/raw/main/Analyses/Partner-Analyses-Metadata.xlsx</w:t>
               </w:r>
             </w:hyperlink>
-            <w:r>
-              <w:t xml:space="preserve"> </w:t>
-            </w:r>
           </w:p>
         </w:tc>
       </w:tr>
@@ -7149,7 +6943,7 @@
 </file>
 
 <file path=word/endnotes.xml><?xml version="1.0" encoding="utf-8"?>
-<w:endnotes xmlns:wpc="http://schemas.microsoft.com/office/word/2010/wordprocessingCanvas" xmlns:cx="http://schemas.microsoft.com/office/drawing/2014/chartex" xmlns:cx1="http://schemas.microsoft.com/office/drawing/2015/9/8/chartex" xmlns:cx2="http://schemas.microsoft.com/office/drawing/2015/10/21/chartex" xmlns:cx3="http://schemas.microsoft.com/office/drawing/2016/5/9/chartex" xmlns:cx4="http://schemas.microsoft.com/office/drawing/2016/5/10/chartex" xmlns:cx5="http://schemas.microsoft.com/office/drawing/2016/5/11/chartex" xmlns:cx6="http://schemas.microsoft.com/office/drawing/2016/5/12/chartex" xmlns:cx7="http://schemas.microsoft.com/office/drawing/2016/5/13/chartex" xmlns:cx8="http://schemas.microsoft.com/office/drawing/2016/5/14/chartex" xmlns:mc="http://schemas.openxmlformats.org/markup-compatibility/2006" xmlns:aink="http://schemas.microsoft.com/office/drawing/2016/ink" xmlns:am3d="http://schemas.microsoft.com/office/drawing/2017/model3d" xmlns:o="urn:schemas-microsoft-com:office:office" xmlns:oel="http://schemas.microsoft.com/office/2019/extlst" xmlns:r="http://schemas.openxmlformats.org/officeDocument/2006/relationships" xmlns:m="http://schemas.openxmlformats.org/officeDocument/2006/math" xmlns:v="urn:schemas-microsoft-com:vml" xmlns:wp14="http://schemas.microsoft.com/office/word/2010/wordprocessingDrawing" xmlns:wp="http://schemas.openxmlformats.org/drawingml/2006/wordprocessingDrawing" xmlns:w10="urn:schemas-microsoft-com:office:word" xmlns:w="http://schemas.openxmlformats.org/wordprocessingml/2006/main" xmlns:w14="http://schemas.microsoft.com/office/word/2010/wordml" xmlns:w15="http://schemas.microsoft.com/office/word/2012/wordml" xmlns:w16cex="http://schemas.microsoft.com/office/word/2018/wordml/cex" xmlns:w16cid="http://schemas.microsoft.com/office/word/2016/wordml/cid" xmlns:w16="http://schemas.microsoft.com/office/word/2018/wordml" xmlns:w16du="http://schemas.microsoft.com/office/word/2023/wordml/word16du" xmlns:w16sdtdh="http://schemas.microsoft.com/office/word/2020/wordml/sdtdatahash" xmlns:w16sdtfl="http://schemas.microsoft.com/office/word/2024/wordml/sdtformatlock" xmlns:w16se="http://schemas.microsoft.com/office/word/2015/wordml/symex" xmlns:wpg="http://schemas.microsoft.com/office/word/2010/wordprocessingGroup" xmlns:wpi="http://schemas.microsoft.com/office/word/2010/wordprocessingInk" xmlns:wne="http://schemas.microsoft.com/office/word/2006/wordml" xmlns:wps="http://schemas.microsoft.com/office/word/2010/wordprocessingShape" mc:Ignorable="w14 w15 w16se w16cid w16 w16cex w16sdtdh w16sdtfl w16du wp14">
+<w:endnotes xmlns:wpc="http://schemas.microsoft.com/office/word/2010/wordprocessingCanvas" xmlns:cx="http://schemas.microsoft.com/office/drawing/2014/chartex" xmlns:cx1="http://schemas.microsoft.com/office/drawing/2015/9/8/chartex" xmlns:cx2="http://schemas.microsoft.com/office/drawing/2015/10/21/chartex" xmlns:cx3="http://schemas.microsoft.com/office/drawing/2016/5/9/chartex" xmlns:cx4="http://schemas.microsoft.com/office/drawing/2016/5/10/chartex" xmlns:cx5="http://schemas.microsoft.com/office/drawing/2016/5/11/chartex" xmlns:cx6="http://schemas.microsoft.com/office/drawing/2016/5/12/chartex" xmlns:cx7="http://schemas.microsoft.com/office/drawing/2016/5/13/chartex" xmlns:cx8="http://schemas.microsoft.com/office/drawing/2016/5/14/chartex" xmlns:mc="http://schemas.openxmlformats.org/markup-compatibility/2006" xmlns:aink="http://schemas.microsoft.com/office/drawing/2016/ink" xmlns:am3d="http://schemas.microsoft.com/office/drawing/2017/model3d" xmlns:o="urn:schemas-microsoft-com:office:office" xmlns:oel="http://schemas.microsoft.com/office/2019/extlst" xmlns:r="http://schemas.openxmlformats.org/officeDocument/2006/relationships" xmlns:m="http://schemas.openxmlformats.org/officeDocument/2006/math" xmlns:v="urn:schemas-microsoft-com:vml" xmlns:wp14="http://schemas.microsoft.com/office/word/2010/wordprocessingDrawing" xmlns:wp="http://schemas.openxmlformats.org/drawingml/2006/wordprocessingDrawing" xmlns:w10="urn:schemas-microsoft-com:office:word" xmlns:w="http://schemas.openxmlformats.org/wordprocessingml/2006/main" xmlns:w14="http://schemas.microsoft.com/office/word/2010/wordml" xmlns:w15="http://schemas.microsoft.com/office/word/2012/wordml" xmlns:w16cex="http://schemas.microsoft.com/office/word/2018/wordml/cex" xmlns:w16cid="http://schemas.microsoft.com/office/word/2016/wordml/cid" xmlns:w16="http://schemas.microsoft.com/office/word/2018/wordml" xmlns:w16sdtdh="http://schemas.microsoft.com/office/word/2020/wordml/sdtdatahash" xmlns:w16se="http://schemas.microsoft.com/office/word/2015/wordml/symex" xmlns:wpg="http://schemas.microsoft.com/office/word/2010/wordprocessingGroup" xmlns:wpi="http://schemas.microsoft.com/office/word/2010/wordprocessingInk" xmlns:wne="http://schemas.microsoft.com/office/word/2006/wordml" xmlns:wps="http://schemas.microsoft.com/office/word/2010/wordprocessingShape" mc:Ignorable="w14 w15 w16se w16cid w16 w16cex w16sdtdh wp14">
   <w:endnote w:type="separator" w:id="-1">
     <w:p>
       <w:r>
@@ -7168,7 +6962,7 @@
 </file>
 
 <file path=word/footer1.xml><?xml version="1.0" encoding="utf-8"?>
-<w:ftr xmlns:wpc="http://schemas.microsoft.com/office/word/2010/wordprocessingCanvas" xmlns:cx="http://schemas.microsoft.com/office/drawing/2014/chartex" xmlns:cx1="http://schemas.microsoft.com/office/drawing/2015/9/8/chartex" xmlns:cx2="http://schemas.microsoft.com/office/drawing/2015/10/21/chartex" xmlns:cx3="http://schemas.microsoft.com/office/drawing/2016/5/9/chartex" xmlns:cx4="http://schemas.microsoft.com/office/drawing/2016/5/10/chartex" xmlns:cx5="http://schemas.microsoft.com/office/drawing/2016/5/11/chartex" xmlns:cx6="http://schemas.microsoft.com/office/drawing/2016/5/12/chartex" xmlns:cx7="http://schemas.microsoft.com/office/drawing/2016/5/13/chartex" xmlns:cx8="http://schemas.microsoft.com/office/drawing/2016/5/14/chartex" xmlns:mc="http://schemas.openxmlformats.org/markup-compatibility/2006" xmlns:aink="http://schemas.microsoft.com/office/drawing/2016/ink" xmlns:am3d="http://schemas.microsoft.com/office/drawing/2017/model3d" xmlns:o="urn:schemas-microsoft-com:office:office" xmlns:oel="http://schemas.microsoft.com/office/2019/extlst" xmlns:r="http://schemas.openxmlformats.org/officeDocument/2006/relationships" xmlns:m="http://schemas.openxmlformats.org/officeDocument/2006/math" xmlns:v="urn:schemas-microsoft-com:vml" xmlns:wp14="http://schemas.microsoft.com/office/word/2010/wordprocessingDrawing" xmlns:wp="http://schemas.openxmlformats.org/drawingml/2006/wordprocessingDrawing" xmlns:w10="urn:schemas-microsoft-com:office:word" xmlns:w="http://schemas.openxmlformats.org/wordprocessingml/2006/main" xmlns:w14="http://schemas.microsoft.com/office/word/2010/wordml" xmlns:w15="http://schemas.microsoft.com/office/word/2012/wordml" xmlns:w16cex="http://schemas.microsoft.com/office/word/2018/wordml/cex" xmlns:w16cid="http://schemas.microsoft.com/office/word/2016/wordml/cid" xmlns:w16="http://schemas.microsoft.com/office/word/2018/wordml" xmlns:w16du="http://schemas.microsoft.com/office/word/2023/wordml/word16du" xmlns:w16sdtdh="http://schemas.microsoft.com/office/word/2020/wordml/sdtdatahash" xmlns:w16sdtfl="http://schemas.microsoft.com/office/word/2024/wordml/sdtformatlock" xmlns:w16se="http://schemas.microsoft.com/office/word/2015/wordml/symex" xmlns:wpg="http://schemas.microsoft.com/office/word/2010/wordprocessingGroup" xmlns:wpi="http://schemas.microsoft.com/office/word/2010/wordprocessingInk" xmlns:wne="http://schemas.microsoft.com/office/word/2006/wordml" xmlns:wps="http://schemas.microsoft.com/office/word/2010/wordprocessingShape" mc:Ignorable="w14 w15 w16se w16cid w16 w16cex w16sdtdh w16sdtfl w16du wp14">
+<w:ftr xmlns:wpc="http://schemas.microsoft.com/office/word/2010/wordprocessingCanvas" xmlns:cx="http://schemas.microsoft.com/office/drawing/2014/chartex" xmlns:cx1="http://schemas.microsoft.com/office/drawing/2015/9/8/chartex" xmlns:cx2="http://schemas.microsoft.com/office/drawing/2015/10/21/chartex" xmlns:cx3="http://schemas.microsoft.com/office/drawing/2016/5/9/chartex" xmlns:cx4="http://schemas.microsoft.com/office/drawing/2016/5/10/chartex" xmlns:cx5="http://schemas.microsoft.com/office/drawing/2016/5/11/chartex" xmlns:cx6="http://schemas.microsoft.com/office/drawing/2016/5/12/chartex" xmlns:cx7="http://schemas.microsoft.com/office/drawing/2016/5/13/chartex" xmlns:cx8="http://schemas.microsoft.com/office/drawing/2016/5/14/chartex" xmlns:mc="http://schemas.openxmlformats.org/markup-compatibility/2006" xmlns:aink="http://schemas.microsoft.com/office/drawing/2016/ink" xmlns:am3d="http://schemas.microsoft.com/office/drawing/2017/model3d" xmlns:o="urn:schemas-microsoft-com:office:office" xmlns:oel="http://schemas.microsoft.com/office/2019/extlst" xmlns:r="http://schemas.openxmlformats.org/officeDocument/2006/relationships" xmlns:m="http://schemas.openxmlformats.org/officeDocument/2006/math" xmlns:v="urn:schemas-microsoft-com:vml" xmlns:wp14="http://schemas.microsoft.com/office/word/2010/wordprocessingDrawing" xmlns:wp="http://schemas.openxmlformats.org/drawingml/2006/wordprocessingDrawing" xmlns:w10="urn:schemas-microsoft-com:office:word" xmlns:w="http://schemas.openxmlformats.org/wordprocessingml/2006/main" xmlns:w14="http://schemas.microsoft.com/office/word/2010/wordml" xmlns:w15="http://schemas.microsoft.com/office/word/2012/wordml" xmlns:w16cex="http://schemas.microsoft.com/office/word/2018/wordml/cex" xmlns:w16cid="http://schemas.microsoft.com/office/word/2016/wordml/cid" xmlns:w16="http://schemas.microsoft.com/office/word/2018/wordml" xmlns:w16sdtdh="http://schemas.microsoft.com/office/word/2020/wordml/sdtdatahash" xmlns:w16se="http://schemas.microsoft.com/office/word/2015/wordml/symex" xmlns:wpg="http://schemas.microsoft.com/office/word/2010/wordprocessingGroup" xmlns:wpi="http://schemas.microsoft.com/office/word/2010/wordprocessingInk" xmlns:wne="http://schemas.microsoft.com/office/word/2006/wordml" xmlns:wps="http://schemas.microsoft.com/office/word/2010/wordprocessingShape" mc:Ignorable="w14 w15 w16se w16cid w16 w16cex w16sdtdh wp14">
   <w:p>
     <w:pPr>
       <w:pStyle w:val="Footer"/>
@@ -7256,7 +7050,7 @@
 </file>
 
 <file path=word/footnotes.xml><?xml version="1.0" encoding="utf-8"?>
-<w:footnotes xmlns:wpc="http://schemas.microsoft.com/office/word/2010/wordprocessingCanvas" xmlns:cx="http://schemas.microsoft.com/office/drawing/2014/chartex" xmlns:cx1="http://schemas.microsoft.com/office/drawing/2015/9/8/chartex" xmlns:cx2="http://schemas.microsoft.com/office/drawing/2015/10/21/chartex" xmlns:cx3="http://schemas.microsoft.com/office/drawing/2016/5/9/chartex" xmlns:cx4="http://schemas.microsoft.com/office/drawing/2016/5/10/chartex" xmlns:cx5="http://schemas.microsoft.com/office/drawing/2016/5/11/chartex" xmlns:cx6="http://schemas.microsoft.com/office/drawing/2016/5/12/chartex" xmlns:cx7="http://schemas.microsoft.com/office/drawing/2016/5/13/chartex" xmlns:cx8="http://schemas.microsoft.com/office/drawing/2016/5/14/chartex" xmlns:mc="http://schemas.openxmlformats.org/markup-compatibility/2006" xmlns:aink="http://schemas.microsoft.com/office/drawing/2016/ink" xmlns:am3d="http://schemas.microsoft.com/office/drawing/2017/model3d" xmlns:o="urn:schemas-microsoft-com:office:office" xmlns:oel="http://schemas.microsoft.com/office/2019/extlst" xmlns:r="http://schemas.openxmlformats.org/officeDocument/2006/relationships" xmlns:m="http://schemas.openxmlformats.org/officeDocument/2006/math" xmlns:v="urn:schemas-microsoft-com:vml" xmlns:wp14="http://schemas.microsoft.com/office/word/2010/wordprocessingDrawing" xmlns:wp="http://schemas.openxmlformats.org/drawingml/2006/wordprocessingDrawing" xmlns:w10="urn:schemas-microsoft-com:office:word" xmlns:w="http://schemas.openxmlformats.org/wordprocessingml/2006/main" xmlns:w14="http://schemas.microsoft.com/office/word/2010/wordml" xmlns:w15="http://schemas.microsoft.com/office/word/2012/wordml" xmlns:w16cex="http://schemas.microsoft.com/office/word/2018/wordml/cex" xmlns:w16cid="http://schemas.microsoft.com/office/word/2016/wordml/cid" xmlns:w16="http://schemas.microsoft.com/office/word/2018/wordml" xmlns:w16du="http://schemas.microsoft.com/office/word/2023/wordml/word16du" xmlns:w16sdtdh="http://schemas.microsoft.com/office/word/2020/wordml/sdtdatahash" xmlns:w16sdtfl="http://schemas.microsoft.com/office/word/2024/wordml/sdtformatlock" xmlns:w16se="http://schemas.microsoft.com/office/word/2015/wordml/symex" xmlns:wpg="http://schemas.microsoft.com/office/word/2010/wordprocessingGroup" xmlns:wpi="http://schemas.microsoft.com/office/word/2010/wordprocessingInk" xmlns:wne="http://schemas.microsoft.com/office/word/2006/wordml" xmlns:wps="http://schemas.microsoft.com/office/word/2010/wordprocessingShape" mc:Ignorable="w14 w15 w16se w16cid w16 w16cex w16sdtdh w16sdtfl w16du wp14">
+<w:footnotes xmlns:wpc="http://schemas.microsoft.com/office/word/2010/wordprocessingCanvas" xmlns:cx="http://schemas.microsoft.com/office/drawing/2014/chartex" xmlns:cx1="http://schemas.microsoft.com/office/drawing/2015/9/8/chartex" xmlns:cx2="http://schemas.microsoft.com/office/drawing/2015/10/21/chartex" xmlns:cx3="http://schemas.microsoft.com/office/drawing/2016/5/9/chartex" xmlns:cx4="http://schemas.microsoft.com/office/drawing/2016/5/10/chartex" xmlns:cx5="http://schemas.microsoft.com/office/drawing/2016/5/11/chartex" xmlns:cx6="http://schemas.microsoft.com/office/drawing/2016/5/12/chartex" xmlns:cx7="http://schemas.microsoft.com/office/drawing/2016/5/13/chartex" xmlns:cx8="http://schemas.microsoft.com/office/drawing/2016/5/14/chartex" xmlns:mc="http://schemas.openxmlformats.org/markup-compatibility/2006" xmlns:aink="http://schemas.microsoft.com/office/drawing/2016/ink" xmlns:am3d="http://schemas.microsoft.com/office/drawing/2017/model3d" xmlns:o="urn:schemas-microsoft-com:office:office" xmlns:oel="http://schemas.microsoft.com/office/2019/extlst" xmlns:r="http://schemas.openxmlformats.org/officeDocument/2006/relationships" xmlns:m="http://schemas.openxmlformats.org/officeDocument/2006/math" xmlns:v="urn:schemas-microsoft-com:vml" xmlns:wp14="http://schemas.microsoft.com/office/word/2010/wordprocessingDrawing" xmlns:wp="http://schemas.openxmlformats.org/drawingml/2006/wordprocessingDrawing" xmlns:w10="urn:schemas-microsoft-com:office:word" xmlns:w="http://schemas.openxmlformats.org/wordprocessingml/2006/main" xmlns:w14="http://schemas.microsoft.com/office/word/2010/wordml" xmlns:w15="http://schemas.microsoft.com/office/word/2012/wordml" xmlns:w16cex="http://schemas.microsoft.com/office/word/2018/wordml/cex" xmlns:w16cid="http://schemas.microsoft.com/office/word/2016/wordml/cid" xmlns:w16="http://schemas.microsoft.com/office/word/2018/wordml" xmlns:w16sdtdh="http://schemas.microsoft.com/office/word/2020/wordml/sdtdatahash" xmlns:w16se="http://schemas.microsoft.com/office/word/2015/wordml/symex" xmlns:wpg="http://schemas.microsoft.com/office/word/2010/wordprocessingGroup" xmlns:wpi="http://schemas.microsoft.com/office/word/2010/wordprocessingInk" xmlns:wne="http://schemas.microsoft.com/office/word/2006/wordml" xmlns:wps="http://schemas.microsoft.com/office/word/2010/wordprocessingShape" mc:Ignorable="w14 w15 w16se w16cid w16 w16cex w16sdtdh wp14">
   <w:footnote w:type="separator" w:id="-1">
     <w:p>
       <w:r>
@@ -7296,25 +7090,7 @@
           <w:sz w:val="20"/>
           <w:szCs w:val="20"/>
         </w:rPr>
-        <w:t xml:space="preserve"> Defined as an organisation and its subordinate bodies governed by public international law, or any other body which is set up by, or </w:t>
-      </w:r>
-      <w:proofErr w:type="gramStart"/>
-      <w:r>
-        <w:rPr>
-          <w:rFonts w:ascii="Arial" w:hAnsi="Arial" w:cs="Arial"/>
-          <w:sz w:val="20"/>
-          <w:szCs w:val="20"/>
-        </w:rPr>
-        <w:t>on the basis of</w:t>
-      </w:r>
-      <w:proofErr w:type="gramEnd"/>
-      <w:r>
-        <w:rPr>
-          <w:rFonts w:ascii="Arial" w:hAnsi="Arial" w:cs="Arial"/>
-          <w:sz w:val="20"/>
-          <w:szCs w:val="20"/>
-        </w:rPr>
-        <w:t xml:space="preserve">, an agreement between two or more countries (GDPR Article 4(26)) </w:t>
+        <w:t xml:space="preserve"> Defined as an organisation and its subordinate bodies governed by public international law, or any other body which is set up by, or on the basis of, an agreement between two or more countries (GDPR Article 4(26)) </w:t>
       </w:r>
     </w:p>
     <w:p>
@@ -7327,7 +7103,7 @@
 </file>
 
 <file path=word/numbering.xml><?xml version="1.0" encoding="utf-8"?>
-<w:numbering xmlns:wpc="http://schemas.microsoft.com/office/word/2010/wordprocessingCanvas" xmlns:cx="http://schemas.microsoft.com/office/drawing/2014/chartex" xmlns:cx1="http://schemas.microsoft.com/office/drawing/2015/9/8/chartex" xmlns:cx2="http://schemas.microsoft.com/office/drawing/2015/10/21/chartex" xmlns:cx3="http://schemas.microsoft.com/office/drawing/2016/5/9/chartex" xmlns:cx4="http://schemas.microsoft.com/office/drawing/2016/5/10/chartex" xmlns:cx5="http://schemas.microsoft.com/office/drawing/2016/5/11/chartex" xmlns:cx6="http://schemas.microsoft.com/office/drawing/2016/5/12/chartex" xmlns:cx7="http://schemas.microsoft.com/office/drawing/2016/5/13/chartex" xmlns:cx8="http://schemas.microsoft.com/office/drawing/2016/5/14/chartex" xmlns:mc="http://schemas.openxmlformats.org/markup-compatibility/2006" xmlns:aink="http://schemas.microsoft.com/office/drawing/2016/ink" xmlns:am3d="http://schemas.microsoft.com/office/drawing/2017/model3d" xmlns:o="urn:schemas-microsoft-com:office:office" xmlns:oel="http://schemas.microsoft.com/office/2019/extlst" xmlns:r="http://schemas.openxmlformats.org/officeDocument/2006/relationships" xmlns:m="http://schemas.openxmlformats.org/officeDocument/2006/math" xmlns:v="urn:schemas-microsoft-com:vml" xmlns:wp14="http://schemas.microsoft.com/office/word/2010/wordprocessingDrawing" xmlns:wp="http://schemas.openxmlformats.org/drawingml/2006/wordprocessingDrawing" xmlns:w10="urn:schemas-microsoft-com:office:word" xmlns:w="http://schemas.openxmlformats.org/wordprocessingml/2006/main" xmlns:w14="http://schemas.microsoft.com/office/word/2010/wordml" xmlns:w15="http://schemas.microsoft.com/office/word/2012/wordml" xmlns:w16cex="http://schemas.microsoft.com/office/word/2018/wordml/cex" xmlns:w16cid="http://schemas.microsoft.com/office/word/2016/wordml/cid" xmlns:w16="http://schemas.microsoft.com/office/word/2018/wordml" xmlns:w16du="http://schemas.microsoft.com/office/word/2023/wordml/word16du" xmlns:w16sdtdh="http://schemas.microsoft.com/office/word/2020/wordml/sdtdatahash" xmlns:w16sdtfl="http://schemas.microsoft.com/office/word/2024/wordml/sdtformatlock" xmlns:w16se="http://schemas.microsoft.com/office/word/2015/wordml/symex" xmlns:wpg="http://schemas.microsoft.com/office/word/2010/wordprocessingGroup" xmlns:wpi="http://schemas.microsoft.com/office/word/2010/wordprocessingInk" xmlns:wne="http://schemas.microsoft.com/office/word/2006/wordml" xmlns:wps="http://schemas.microsoft.com/office/word/2010/wordprocessingShape" mc:Ignorable="w14 w15 w16se w16cid w16 w16cex w16sdtdh w16sdtfl w16du wp14">
+<w:numbering xmlns:wpc="http://schemas.microsoft.com/office/word/2010/wordprocessingCanvas" xmlns:cx="http://schemas.microsoft.com/office/drawing/2014/chartex" xmlns:cx1="http://schemas.microsoft.com/office/drawing/2015/9/8/chartex" xmlns:cx2="http://schemas.microsoft.com/office/drawing/2015/10/21/chartex" xmlns:cx3="http://schemas.microsoft.com/office/drawing/2016/5/9/chartex" xmlns:cx4="http://schemas.microsoft.com/office/drawing/2016/5/10/chartex" xmlns:cx5="http://schemas.microsoft.com/office/drawing/2016/5/11/chartex" xmlns:cx6="http://schemas.microsoft.com/office/drawing/2016/5/12/chartex" xmlns:cx7="http://schemas.microsoft.com/office/drawing/2016/5/13/chartex" xmlns:cx8="http://schemas.microsoft.com/office/drawing/2016/5/14/chartex" xmlns:mc="http://schemas.openxmlformats.org/markup-compatibility/2006" xmlns:aink="http://schemas.microsoft.com/office/drawing/2016/ink" xmlns:am3d="http://schemas.microsoft.com/office/drawing/2017/model3d" xmlns:o="urn:schemas-microsoft-com:office:office" xmlns:oel="http://schemas.microsoft.com/office/2019/extlst" xmlns:r="http://schemas.openxmlformats.org/officeDocument/2006/relationships" xmlns:m="http://schemas.openxmlformats.org/officeDocument/2006/math" xmlns:v="urn:schemas-microsoft-com:vml" xmlns:wp14="http://schemas.microsoft.com/office/word/2010/wordprocessingDrawing" xmlns:wp="http://schemas.openxmlformats.org/drawingml/2006/wordprocessingDrawing" xmlns:w10="urn:schemas-microsoft-com:office:word" xmlns:w="http://schemas.openxmlformats.org/wordprocessingml/2006/main" xmlns:w14="http://schemas.microsoft.com/office/word/2010/wordml" xmlns:w15="http://schemas.microsoft.com/office/word/2012/wordml" xmlns:w16cex="http://schemas.microsoft.com/office/word/2018/wordml/cex" xmlns:w16cid="http://schemas.microsoft.com/office/word/2016/wordml/cid" xmlns:w16="http://schemas.microsoft.com/office/word/2018/wordml" xmlns:w16sdtdh="http://schemas.microsoft.com/office/word/2020/wordml/sdtdatahash" xmlns:w16se="http://schemas.microsoft.com/office/word/2015/wordml/symex" xmlns:wpg="http://schemas.microsoft.com/office/word/2010/wordprocessingGroup" xmlns:wpi="http://schemas.microsoft.com/office/word/2010/wordprocessingInk" xmlns:wne="http://schemas.microsoft.com/office/word/2006/wordml" xmlns:wps="http://schemas.microsoft.com/office/word/2010/wordprocessingShape" mc:Ignorable="w14 w15 w16se w16cid w16 w16cex w16sdtdh wp14">
   <w:abstractNum w:abstractNumId="0" w15:restartNumberingAfterBreak="0">
     <w:nsid w:val="B6523C67"/>
     <w:multiLevelType w:val="multilevel"/>
@@ -8901,7 +8677,7 @@
 </file>
 
 <file path=word/styles.xml><?xml version="1.0" encoding="utf-8"?>
-<w:styles xmlns:mc="http://schemas.openxmlformats.org/markup-compatibility/2006" xmlns:r="http://schemas.openxmlformats.org/officeDocument/2006/relationships" xmlns:w="http://schemas.openxmlformats.org/wordprocessingml/2006/main" xmlns:w14="http://schemas.microsoft.com/office/word/2010/wordml" xmlns:w15="http://schemas.microsoft.com/office/word/2012/wordml" xmlns:w16cex="http://schemas.microsoft.com/office/word/2018/wordml/cex" xmlns:w16cid="http://schemas.microsoft.com/office/word/2016/wordml/cid" xmlns:w16="http://schemas.microsoft.com/office/word/2018/wordml" xmlns:w16du="http://schemas.microsoft.com/office/word/2023/wordml/word16du" xmlns:w16sdtdh="http://schemas.microsoft.com/office/word/2020/wordml/sdtdatahash" xmlns:w16sdtfl="http://schemas.microsoft.com/office/word/2024/wordml/sdtformatlock" xmlns:w16se="http://schemas.microsoft.com/office/word/2015/wordml/symex" mc:Ignorable="w14 w15 w16se w16cid w16 w16cex w16sdtdh w16sdtfl w16du">
+<w:styles xmlns:mc="http://schemas.openxmlformats.org/markup-compatibility/2006" xmlns:r="http://schemas.openxmlformats.org/officeDocument/2006/relationships" xmlns:w="http://schemas.openxmlformats.org/wordprocessingml/2006/main" xmlns:w14="http://schemas.microsoft.com/office/word/2010/wordml" xmlns:w15="http://schemas.microsoft.com/office/word/2012/wordml" xmlns:w16cex="http://schemas.microsoft.com/office/word/2018/wordml/cex" xmlns:w16cid="http://schemas.microsoft.com/office/word/2016/wordml/cid" xmlns:w16="http://schemas.microsoft.com/office/word/2018/wordml" xmlns:w16sdtdh="http://schemas.microsoft.com/office/word/2020/wordml/sdtdatahash" xmlns:w16se="http://schemas.microsoft.com/office/word/2015/wordml/symex" mc:Ignorable="w14 w15 w16se w16cid w16 w16cex w16sdtdh">
   <w:docDefaults>
     <w:rPrDefault>
       <w:rPr>
@@ -10152,7 +9928,7 @@
 </file>
 
 <file path=word/glossary/document.xml><?xml version="1.0" encoding="utf-8"?>
-<w:glossaryDocument xmlns:wpc="http://schemas.microsoft.com/office/word/2010/wordprocessingCanvas" xmlns:cx="http://schemas.microsoft.com/office/drawing/2014/chartex" xmlns:cx1="http://schemas.microsoft.com/office/drawing/2015/9/8/chartex" xmlns:cx2="http://schemas.microsoft.com/office/drawing/2015/10/21/chartex" xmlns:cx3="http://schemas.microsoft.com/office/drawing/2016/5/9/chartex" xmlns:cx4="http://schemas.microsoft.com/office/drawing/2016/5/10/chartex" xmlns:cx5="http://schemas.microsoft.com/office/drawing/2016/5/11/chartex" xmlns:cx6="http://schemas.microsoft.com/office/drawing/2016/5/12/chartex" xmlns:cx7="http://schemas.microsoft.com/office/drawing/2016/5/13/chartex" xmlns:cx8="http://schemas.microsoft.com/office/drawing/2016/5/14/chartex" xmlns:mc="http://schemas.openxmlformats.org/markup-compatibility/2006" xmlns:aink="http://schemas.microsoft.com/office/drawing/2016/ink" xmlns:am3d="http://schemas.microsoft.com/office/drawing/2017/model3d" xmlns:o="urn:schemas-microsoft-com:office:office" xmlns:oel="http://schemas.microsoft.com/office/2019/extlst" xmlns:r="http://schemas.openxmlformats.org/officeDocument/2006/relationships" xmlns:m="http://schemas.openxmlformats.org/officeDocument/2006/math" xmlns:v="urn:schemas-microsoft-com:vml" xmlns:wp14="http://schemas.microsoft.com/office/word/2010/wordprocessingDrawing" xmlns:wp="http://schemas.openxmlformats.org/drawingml/2006/wordprocessingDrawing" xmlns:w10="urn:schemas-microsoft-com:office:word" xmlns:w="http://schemas.openxmlformats.org/wordprocessingml/2006/main" xmlns:w14="http://schemas.microsoft.com/office/word/2010/wordml" xmlns:w15="http://schemas.microsoft.com/office/word/2012/wordml" xmlns:w16cex="http://schemas.microsoft.com/office/word/2018/wordml/cex" xmlns:w16cid="http://schemas.microsoft.com/office/word/2016/wordml/cid" xmlns:w16="http://schemas.microsoft.com/office/word/2018/wordml" xmlns:w16du="http://schemas.microsoft.com/office/word/2023/wordml/word16du" xmlns:w16sdtdh="http://schemas.microsoft.com/office/word/2020/wordml/sdtdatahash" xmlns:w16sdtfl="http://schemas.microsoft.com/office/word/2024/wordml/sdtformatlock" xmlns:w16se="http://schemas.microsoft.com/office/word/2015/wordml/symex" xmlns:wpg="http://schemas.microsoft.com/office/word/2010/wordprocessingGroup" xmlns:wpi="http://schemas.microsoft.com/office/word/2010/wordprocessingInk" xmlns:wne="http://schemas.microsoft.com/office/word/2006/wordml" xmlns:wps="http://schemas.microsoft.com/office/word/2010/wordprocessingShape" mc:Ignorable="w14 w15 w16se w16cid w16 w16cex w16sdtdh w16sdtfl w16du wp14">
+<w:glossaryDocument xmlns:wpc="http://schemas.microsoft.com/office/word/2010/wordprocessingCanvas" xmlns:cx="http://schemas.microsoft.com/office/drawing/2014/chartex" xmlns:cx1="http://schemas.microsoft.com/office/drawing/2015/9/8/chartex" xmlns:cx2="http://schemas.microsoft.com/office/drawing/2015/10/21/chartex" xmlns:cx3="http://schemas.microsoft.com/office/drawing/2016/5/9/chartex" xmlns:cx4="http://schemas.microsoft.com/office/drawing/2016/5/10/chartex" xmlns:cx5="http://schemas.microsoft.com/office/drawing/2016/5/11/chartex" xmlns:cx6="http://schemas.microsoft.com/office/drawing/2016/5/12/chartex" xmlns:cx7="http://schemas.microsoft.com/office/drawing/2016/5/13/chartex" xmlns:cx8="http://schemas.microsoft.com/office/drawing/2016/5/14/chartex" xmlns:mc="http://schemas.openxmlformats.org/markup-compatibility/2006" xmlns:aink="http://schemas.microsoft.com/office/drawing/2016/ink" xmlns:am3d="http://schemas.microsoft.com/office/drawing/2017/model3d" xmlns:o="urn:schemas-microsoft-com:office:office" xmlns:oel="http://schemas.microsoft.com/office/2019/extlst" xmlns:r="http://schemas.openxmlformats.org/officeDocument/2006/relationships" xmlns:m="http://schemas.openxmlformats.org/officeDocument/2006/math" xmlns:v="urn:schemas-microsoft-com:vml" xmlns:wp14="http://schemas.microsoft.com/office/word/2010/wordprocessingDrawing" xmlns:wp="http://schemas.openxmlformats.org/drawingml/2006/wordprocessingDrawing" xmlns:w10="urn:schemas-microsoft-com:office:word" xmlns:w="http://schemas.openxmlformats.org/wordprocessingml/2006/main" xmlns:w14="http://schemas.microsoft.com/office/word/2010/wordml" xmlns:w15="http://schemas.microsoft.com/office/word/2012/wordml" xmlns:w16cex="http://schemas.microsoft.com/office/word/2018/wordml/cex" xmlns:w16cid="http://schemas.microsoft.com/office/word/2016/wordml/cid" xmlns:w16="http://schemas.microsoft.com/office/word/2018/wordml" xmlns:w16sdtdh="http://schemas.microsoft.com/office/word/2020/wordml/sdtdatahash" xmlns:w16se="http://schemas.microsoft.com/office/word/2015/wordml/symex" xmlns:wpg="http://schemas.microsoft.com/office/word/2010/wordprocessingGroup" xmlns:wpi="http://schemas.microsoft.com/office/word/2010/wordprocessingInk" xmlns:wne="http://schemas.microsoft.com/office/word/2006/wordml" xmlns:wps="http://schemas.microsoft.com/office/word/2010/wordprocessingShape" mc:Ignorable="w14 w15 w16se w16cid w16 w16cex w16sdtdh wp14">
   <w:docParts>
     <w:docPart>
       <w:docPartPr>
@@ -10189,7 +9965,7 @@
 </file>
 
 <file path=word/glossary/fontTable.xml><?xml version="1.0" encoding="utf-8"?>
-<w:fonts xmlns:mc="http://schemas.openxmlformats.org/markup-compatibility/2006" xmlns:r="http://schemas.openxmlformats.org/officeDocument/2006/relationships" xmlns:w="http://schemas.openxmlformats.org/wordprocessingml/2006/main" xmlns:w14="http://schemas.microsoft.com/office/word/2010/wordml" xmlns:w15="http://schemas.microsoft.com/office/word/2012/wordml" xmlns:w16cex="http://schemas.microsoft.com/office/word/2018/wordml/cex" xmlns:w16cid="http://schemas.microsoft.com/office/word/2016/wordml/cid" xmlns:w16="http://schemas.microsoft.com/office/word/2018/wordml" xmlns:w16du="http://schemas.microsoft.com/office/word/2023/wordml/word16du" xmlns:w16sdtdh="http://schemas.microsoft.com/office/word/2020/wordml/sdtdatahash" xmlns:w16sdtfl="http://schemas.microsoft.com/office/word/2024/wordml/sdtformatlock" xmlns:w16se="http://schemas.microsoft.com/office/word/2015/wordml/symex" mc:Ignorable="w14 w15 w16se w16cid w16 w16cex w16sdtdh w16sdtfl w16du">
+<w:fonts xmlns:mc="http://schemas.openxmlformats.org/markup-compatibility/2006" xmlns:r="http://schemas.openxmlformats.org/officeDocument/2006/relationships" xmlns:w="http://schemas.openxmlformats.org/wordprocessingml/2006/main" xmlns:w14="http://schemas.microsoft.com/office/word/2010/wordml" xmlns:w15="http://schemas.microsoft.com/office/word/2012/wordml" xmlns:w16cex="http://schemas.microsoft.com/office/word/2018/wordml/cex" xmlns:w16cid="http://schemas.microsoft.com/office/word/2016/wordml/cid" xmlns:w16="http://schemas.microsoft.com/office/word/2018/wordml" xmlns:w16sdtdh="http://schemas.microsoft.com/office/word/2020/wordml/sdtdatahash" xmlns:w16se="http://schemas.microsoft.com/office/word/2015/wordml/symex" mc:Ignorable="w14 w15 w16se w16cid w16 w16cex w16sdtdh">
   <w:font w:name="Times New Roman">
     <w:panose1 w:val="02020603050405020304"/>
     <w:charset w:val="00"/>
@@ -10198,7 +9974,6 @@
     <w:sig w:usb0="E0002EFF" w:usb1="C000785B" w:usb2="00000009" w:usb3="00000000" w:csb0="000001FF" w:csb1="00000000"/>
   </w:font>
   <w:font w:name="Roboto">
-    <w:panose1 w:val="020B0604020202020204"/>
     <w:charset w:val="00"/>
     <w:family w:val="auto"/>
     <w:pitch w:val="variable"/>
@@ -10207,7 +9982,7 @@
   <w:font w:name="Symbol">
     <w:panose1 w:val="05050102010706020507"/>
     <w:charset w:val="02"/>
-    <w:family w:val="decorative"/>
+    <w:family w:val="roman"/>
     <w:pitch w:val="variable"/>
     <w:sig w:usb0="00000000" w:usb1="10000000" w:usb2="00000000" w:usb3="00000000" w:csb0="80000000" w:csb1="00000000"/>
   </w:font>
@@ -10216,28 +9991,28 @@
     <w:charset w:val="00"/>
     <w:family w:val="modern"/>
     <w:pitch w:val="fixed"/>
-    <w:sig w:usb0="E0002AFF" w:usb1="C0007843" w:usb2="00000009" w:usb3="00000000" w:csb0="000001FF" w:csb1="00000000"/>
+    <w:sig w:usb0="E0002EFF" w:usb1="C0007843" w:usb2="00000009" w:usb3="00000000" w:csb0="000001FF" w:csb1="00000000"/>
   </w:font>
   <w:font w:name="Wingdings">
     <w:panose1 w:val="05000000000000000000"/>
-    <w:charset w:val="4D"/>
-    <w:family w:val="decorative"/>
+    <w:charset w:val="02"/>
+    <w:family w:val="auto"/>
     <w:pitch w:val="variable"/>
-    <w:sig w:usb0="00000003" w:usb1="00000000" w:usb2="00000000" w:usb3="00000000" w:csb0="80000001" w:csb1="00000000"/>
+    <w:sig w:usb0="00000000" w:usb1="10000000" w:usb2="00000000" w:usb3="00000000" w:csb0="80000000" w:csb1="00000000"/>
   </w:font>
   <w:font w:name="Calibri">
     <w:panose1 w:val="020F0502020204030204"/>
     <w:charset w:val="00"/>
     <w:family w:val="swiss"/>
     <w:pitch w:val="variable"/>
-    <w:sig w:usb0="E0002AFF" w:usb1="C000ACFF" w:usb2="00000009" w:usb3="00000000" w:csb0="000001FF" w:csb1="00000000"/>
+    <w:sig w:usb0="E4002EFF" w:usb1="C200247B" w:usb2="00000009" w:usb3="00000000" w:csb0="000001FF" w:csb1="00000000"/>
   </w:font>
   <w:font w:name="Arial">
     <w:panose1 w:val="020B0604020202020204"/>
     <w:charset w:val="00"/>
     <w:family w:val="swiss"/>
     <w:pitch w:val="variable"/>
-    <w:sig w:usb0="E0002AFF" w:usb1="C0007843" w:usb2="00000009" w:usb3="00000000" w:csb0="000001FF" w:csb1="00000000"/>
+    <w:sig w:usb0="E0002EFF" w:usb1="C000785B" w:usb2="00000009" w:usb3="00000000" w:csb0="000001FF" w:csb1="00000000"/>
   </w:font>
   <w:font w:name="Batang">
     <w:altName w:val="바탕"/>
@@ -10252,7 +10027,7 @@
     <w:charset w:val="00"/>
     <w:family w:val="swiss"/>
     <w:pitch w:val="variable"/>
-    <w:sig w:usb0="E0002AFF" w:usb1="C000247B" w:usb2="00000009" w:usb3="00000000" w:csb0="000001FF" w:csb1="00000000"/>
+    <w:sig w:usb0="E4002EFF" w:usb1="C200247B" w:usb2="00000009" w:usb3="00000000" w:csb0="000001FF" w:csb1="00000000"/>
   </w:font>
   <w:font w:name="SimSun">
     <w:altName w:val="宋体"/>
@@ -10263,14 +10038,13 @@
     <w:sig w:usb0="00000203" w:usb1="288F0000" w:usb2="00000016" w:usb3="00000000" w:csb0="00040001" w:csb1="00000000"/>
   </w:font>
   <w:font w:name="Segoe UI">
-    <w:panose1 w:val="020B0604020202020204"/>
+    <w:panose1 w:val="020B0502040204020203"/>
     <w:charset w:val="00"/>
     <w:family w:val="swiss"/>
     <w:pitch w:val="variable"/>
     <w:sig w:usb0="E4002EFF" w:usb1="C000E47F" w:usb2="00000009" w:usb3="00000000" w:csb0="000001FF" w:csb1="00000000"/>
   </w:font>
   <w:font w:name="Aptos">
-    <w:panose1 w:val="020B0004020202020204"/>
     <w:charset w:val="00"/>
     <w:family w:val="swiss"/>
     <w:pitch w:val="variable"/>
@@ -10285,15 +10059,12 @@
     <w:sig w:usb0="A00002BF" w:usb1="38CF7CFA" w:usb2="00000016" w:usb3="00000000" w:csb0="0004000F" w:csb1="00000000"/>
   </w:font>
   <w:font w:name="DengXian Light">
-    <w:panose1 w:val="02010600030101010101"/>
     <w:charset w:val="86"/>
     <w:family w:val="auto"/>
-    <w:notTrueType/>
     <w:pitch w:val="variable"/>
     <w:sig w:usb0="A00002BF" w:usb1="38CF7CFA" w:usb2="00000016" w:usb3="00000000" w:csb0="0004000F" w:csb1="00000000"/>
   </w:font>
   <w:font w:name="Aptos Display">
-    <w:panose1 w:val="020B0004020202020204"/>
     <w:charset w:val="00"/>
     <w:family w:val="swiss"/>
     <w:pitch w:val="variable"/>
@@ -10303,7 +10074,7 @@
 </file>
 
 <file path=word/glossary/numbering.xml><?xml version="1.0" encoding="utf-8"?>
-<w:numbering xmlns:wpc="http://schemas.microsoft.com/office/word/2010/wordprocessingCanvas" xmlns:cx="http://schemas.microsoft.com/office/drawing/2014/chartex" xmlns:cx1="http://schemas.microsoft.com/office/drawing/2015/9/8/chartex" xmlns:cx2="http://schemas.microsoft.com/office/drawing/2015/10/21/chartex" xmlns:cx3="http://schemas.microsoft.com/office/drawing/2016/5/9/chartex" xmlns:cx4="http://schemas.microsoft.com/office/drawing/2016/5/10/chartex" xmlns:cx5="http://schemas.microsoft.com/office/drawing/2016/5/11/chartex" xmlns:cx6="http://schemas.microsoft.com/office/drawing/2016/5/12/chartex" xmlns:cx7="http://schemas.microsoft.com/office/drawing/2016/5/13/chartex" xmlns:cx8="http://schemas.microsoft.com/office/drawing/2016/5/14/chartex" xmlns:mc="http://schemas.openxmlformats.org/markup-compatibility/2006" xmlns:aink="http://schemas.microsoft.com/office/drawing/2016/ink" xmlns:am3d="http://schemas.microsoft.com/office/drawing/2017/model3d" xmlns:o="urn:schemas-microsoft-com:office:office" xmlns:oel="http://schemas.microsoft.com/office/2019/extlst" xmlns:r="http://schemas.openxmlformats.org/officeDocument/2006/relationships" xmlns:m="http://schemas.openxmlformats.org/officeDocument/2006/math" xmlns:v="urn:schemas-microsoft-com:vml" xmlns:wp14="http://schemas.microsoft.com/office/word/2010/wordprocessingDrawing" xmlns:wp="http://schemas.openxmlformats.org/drawingml/2006/wordprocessingDrawing" xmlns:w10="urn:schemas-microsoft-com:office:word" xmlns:w="http://schemas.openxmlformats.org/wordprocessingml/2006/main" xmlns:w14="http://schemas.microsoft.com/office/word/2010/wordml" xmlns:w15="http://schemas.microsoft.com/office/word/2012/wordml" xmlns:w16cex="http://schemas.microsoft.com/office/word/2018/wordml/cex" xmlns:w16cid="http://schemas.microsoft.com/office/word/2016/wordml/cid" xmlns:w16="http://schemas.microsoft.com/office/word/2018/wordml" xmlns:w16du="http://schemas.microsoft.com/office/word/2023/wordml/word16du" xmlns:w16sdtdh="http://schemas.microsoft.com/office/word/2020/wordml/sdtdatahash" xmlns:w16sdtfl="http://schemas.microsoft.com/office/word/2024/wordml/sdtformatlock" xmlns:w16se="http://schemas.microsoft.com/office/word/2015/wordml/symex" xmlns:wpg="http://schemas.microsoft.com/office/word/2010/wordprocessingGroup" xmlns:wpi="http://schemas.microsoft.com/office/word/2010/wordprocessingInk" xmlns:wne="http://schemas.microsoft.com/office/word/2006/wordml" xmlns:wps="http://schemas.microsoft.com/office/word/2010/wordprocessingShape" mc:Ignorable="w14 w15 w16se w16cid w16 w16cex w16sdtdh w16sdtfl w16du wp14">
+<w:numbering xmlns:wpc="http://schemas.microsoft.com/office/word/2010/wordprocessingCanvas" xmlns:cx="http://schemas.microsoft.com/office/drawing/2014/chartex" xmlns:cx1="http://schemas.microsoft.com/office/drawing/2015/9/8/chartex" xmlns:cx2="http://schemas.microsoft.com/office/drawing/2015/10/21/chartex" xmlns:cx3="http://schemas.microsoft.com/office/drawing/2016/5/9/chartex" xmlns:cx4="http://schemas.microsoft.com/office/drawing/2016/5/10/chartex" xmlns:cx5="http://schemas.microsoft.com/office/drawing/2016/5/11/chartex" xmlns:cx6="http://schemas.microsoft.com/office/drawing/2016/5/12/chartex" xmlns:cx7="http://schemas.microsoft.com/office/drawing/2016/5/13/chartex" xmlns:cx8="http://schemas.microsoft.com/office/drawing/2016/5/14/chartex" xmlns:mc="http://schemas.openxmlformats.org/markup-compatibility/2006" xmlns:aink="http://schemas.microsoft.com/office/drawing/2016/ink" xmlns:am3d="http://schemas.microsoft.com/office/drawing/2017/model3d" xmlns:o="urn:schemas-microsoft-com:office:office" xmlns:oel="http://schemas.microsoft.com/office/2019/extlst" xmlns:r="http://schemas.openxmlformats.org/officeDocument/2006/relationships" xmlns:m="http://schemas.openxmlformats.org/officeDocument/2006/math" xmlns:v="urn:schemas-microsoft-com:vml" xmlns:wp14="http://schemas.microsoft.com/office/word/2010/wordprocessingDrawing" xmlns:wp="http://schemas.openxmlformats.org/drawingml/2006/wordprocessingDrawing" xmlns:w10="urn:schemas-microsoft-com:office:word" xmlns:w="http://schemas.openxmlformats.org/wordprocessingml/2006/main" xmlns:w14="http://schemas.microsoft.com/office/word/2010/wordml" xmlns:w15="http://schemas.microsoft.com/office/word/2012/wordml" xmlns:w16cex="http://schemas.microsoft.com/office/word/2018/wordml/cex" xmlns:w16cid="http://schemas.microsoft.com/office/word/2016/wordml/cid" xmlns:w16="http://schemas.microsoft.com/office/word/2018/wordml" xmlns:w16sdtdh="http://schemas.microsoft.com/office/word/2020/wordml/sdtdatahash" xmlns:w16se="http://schemas.microsoft.com/office/word/2015/wordml/symex" xmlns:wpg="http://schemas.microsoft.com/office/word/2010/wordprocessingGroup" xmlns:wpi="http://schemas.microsoft.com/office/word/2010/wordprocessingInk" xmlns:wne="http://schemas.microsoft.com/office/word/2006/wordml" xmlns:wps="http://schemas.microsoft.com/office/word/2010/wordprocessingShape" mc:Ignorable="w14 w15 w16se w16cid w16 w16cex w16sdtdh wp14">
   <w:abstractNum w:abstractNumId="0" w15:restartNumberingAfterBreak="0">
     <w:nsid w:val="2FC1305D"/>
     <w:multiLevelType w:val="multilevel"/>
@@ -10540,7 +10311,7 @@
 </file>
 
 <file path=word/glossary/settings.xml><?xml version="1.0" encoding="utf-8"?>
-<w:settings xmlns:mc="http://schemas.openxmlformats.org/markup-compatibility/2006" xmlns:o="urn:schemas-microsoft-com:office:office" xmlns:r="http://schemas.openxmlformats.org/officeDocument/2006/relationships" xmlns:m="http://schemas.openxmlformats.org/officeDocument/2006/math" xmlns:v="urn:schemas-microsoft-com:vml" xmlns:w10="urn:schemas-microsoft-com:office:word" xmlns:w="http://schemas.openxmlformats.org/wordprocessingml/2006/main" xmlns:w14="http://schemas.microsoft.com/office/word/2010/wordml" xmlns:w15="http://schemas.microsoft.com/office/word/2012/wordml" xmlns:w16cex="http://schemas.microsoft.com/office/word/2018/wordml/cex" xmlns:w16cid="http://schemas.microsoft.com/office/word/2016/wordml/cid" xmlns:w16="http://schemas.microsoft.com/office/word/2018/wordml" xmlns:w16du="http://schemas.microsoft.com/office/word/2023/wordml/word16du" xmlns:w16sdtdh="http://schemas.microsoft.com/office/word/2020/wordml/sdtdatahash" xmlns:w16sdtfl="http://schemas.microsoft.com/office/word/2024/wordml/sdtformatlock" xmlns:w16se="http://schemas.microsoft.com/office/word/2015/wordml/symex" xmlns:sl="http://schemas.openxmlformats.org/schemaLibrary/2006/main" mc:Ignorable="w14 w15 w16se w16cid w16 w16cex w16sdtdh w16sdtfl w16du">
+<w:settings xmlns:mc="http://schemas.openxmlformats.org/markup-compatibility/2006" xmlns:o="urn:schemas-microsoft-com:office:office" xmlns:r="http://schemas.openxmlformats.org/officeDocument/2006/relationships" xmlns:m="http://schemas.openxmlformats.org/officeDocument/2006/math" xmlns:v="urn:schemas-microsoft-com:vml" xmlns:w10="urn:schemas-microsoft-com:office:word" xmlns:w="http://schemas.openxmlformats.org/wordprocessingml/2006/main" xmlns:w14="http://schemas.microsoft.com/office/word/2010/wordml" xmlns:w15="http://schemas.microsoft.com/office/word/2012/wordml" xmlns:w16cex="http://schemas.microsoft.com/office/word/2018/wordml/cex" xmlns:w16cid="http://schemas.microsoft.com/office/word/2016/wordml/cid" xmlns:w16="http://schemas.microsoft.com/office/word/2018/wordml" xmlns:w16sdtdh="http://schemas.microsoft.com/office/word/2020/wordml/sdtdatahash" xmlns:w16se="http://schemas.microsoft.com/office/word/2015/wordml/symex" xmlns:sl="http://schemas.openxmlformats.org/schemaLibrary/2006/main" mc:Ignorable="w14 w15 w16se w16cid w16 w16cex w16sdtdh">
   <w:view w:val="normal"/>
   <w:defaultTabStop w:val="720"/>
   <w:characterSpacingControl w:val="doNotCompress"/>
@@ -10565,9 +10336,11 @@
     <w:rsid w:val="003605B1"/>
     <w:rsid w:val="003A7DF2"/>
     <w:rsid w:val="004222E9"/>
+    <w:rsid w:val="00440222"/>
     <w:rsid w:val="005020EC"/>
     <w:rsid w:val="005B4862"/>
     <w:rsid w:val="005C7713"/>
+    <w:rsid w:val="00687EFF"/>
     <w:rsid w:val="00745120"/>
     <w:rsid w:val="0081035C"/>
     <w:rsid w:val="008A3F61"/>
@@ -10611,7 +10384,7 @@
 </file>
 
 <file path=word/glossary/styles.xml><?xml version="1.0" encoding="utf-8"?>
-<w:styles xmlns:mc="http://schemas.openxmlformats.org/markup-compatibility/2006" xmlns:r="http://schemas.openxmlformats.org/officeDocument/2006/relationships" xmlns:w="http://schemas.openxmlformats.org/wordprocessingml/2006/main" xmlns:w14="http://schemas.microsoft.com/office/word/2010/wordml" xmlns:w15="http://schemas.microsoft.com/office/word/2012/wordml" xmlns:w16cex="http://schemas.microsoft.com/office/word/2018/wordml/cex" xmlns:w16cid="http://schemas.microsoft.com/office/word/2016/wordml/cid" xmlns:w16="http://schemas.microsoft.com/office/word/2018/wordml" xmlns:w16du="http://schemas.microsoft.com/office/word/2023/wordml/word16du" xmlns:w16sdtdh="http://schemas.microsoft.com/office/word/2020/wordml/sdtdatahash" xmlns:w16sdtfl="http://schemas.microsoft.com/office/word/2024/wordml/sdtformatlock" xmlns:w16se="http://schemas.microsoft.com/office/word/2015/wordml/symex" mc:Ignorable="w14 w15 w16se w16cid w16 w16cex w16sdtdh w16sdtfl w16du">
+<w:styles xmlns:mc="http://schemas.openxmlformats.org/markup-compatibility/2006" xmlns:r="http://schemas.openxmlformats.org/officeDocument/2006/relationships" xmlns:w="http://schemas.openxmlformats.org/wordprocessingml/2006/main" xmlns:w14="http://schemas.microsoft.com/office/word/2010/wordml" xmlns:w15="http://schemas.microsoft.com/office/word/2012/wordml" xmlns:w16cex="http://schemas.microsoft.com/office/word/2018/wordml/cex" xmlns:w16cid="http://schemas.microsoft.com/office/word/2016/wordml/cid" xmlns:w16="http://schemas.microsoft.com/office/word/2018/wordml" xmlns:w16sdtdh="http://schemas.microsoft.com/office/word/2020/wordml/sdtdatahash" xmlns:w16se="http://schemas.microsoft.com/office/word/2015/wordml/symex" mc:Ignorable="w14 w15 w16se w16cid w16 w16cex w16sdtdh">
   <w:docDefaults>
     <w:rPrDefault>
       <w:rPr>
@@ -11063,7 +10836,7 @@
 </file>
 
 <file path=word/glossary/webSettings.xml><?xml version="1.0" encoding="utf-8"?>
-<w:webSettings xmlns:mc="http://schemas.openxmlformats.org/markup-compatibility/2006" xmlns:r="http://schemas.openxmlformats.org/officeDocument/2006/relationships" xmlns:w="http://schemas.openxmlformats.org/wordprocessingml/2006/main" xmlns:w14="http://schemas.microsoft.com/office/word/2010/wordml" xmlns:w15="http://schemas.microsoft.com/office/word/2012/wordml" xmlns:w16cex="http://schemas.microsoft.com/office/word/2018/wordml/cex" xmlns:w16cid="http://schemas.microsoft.com/office/word/2016/wordml/cid" xmlns:w16="http://schemas.microsoft.com/office/word/2018/wordml" xmlns:w16du="http://schemas.microsoft.com/office/word/2023/wordml/word16du" xmlns:w16sdtdh="http://schemas.microsoft.com/office/word/2020/wordml/sdtdatahash" xmlns:w16sdtfl="http://schemas.microsoft.com/office/word/2024/wordml/sdtformatlock" xmlns:w16se="http://schemas.microsoft.com/office/word/2015/wordml/symex" mc:Ignorable="w14 w15 w16se w16cid w16 w16cex w16sdtdh w16sdtfl w16du">
+<w:webSettings xmlns:mc="http://schemas.openxmlformats.org/markup-compatibility/2006" xmlns:r="http://schemas.openxmlformats.org/officeDocument/2006/relationships" xmlns:w="http://schemas.openxmlformats.org/wordprocessingml/2006/main" xmlns:w14="http://schemas.microsoft.com/office/word/2010/wordml" xmlns:w15="http://schemas.microsoft.com/office/word/2012/wordml" xmlns:w16cex="http://schemas.microsoft.com/office/word/2018/wordml/cex" xmlns:w16cid="http://schemas.microsoft.com/office/word/2016/wordml/cid" xmlns:w16="http://schemas.microsoft.com/office/word/2018/wordml" xmlns:w16sdtdh="http://schemas.microsoft.com/office/word/2020/wordml/sdtdatahash" xmlns:w16se="http://schemas.microsoft.com/office/word/2015/wordml/symex" mc:Ignorable="w14 w15 w16se w16cid w16 w16cex w16sdtdh">
   <w:optimizeForBrowser/>
   <w:allowPNG/>
 </w:webSettings>
@@ -11331,15 +11104,6 @@
 </file>
 
 <file path=customXml/item1.xml><?xml version="1.0" encoding="utf-8"?>
-<?mso-contentType ?>
-<FormTemplates xmlns="http://schemas.microsoft.com/sharepoint/v3/contenttype/forms">
-  <Display>DocumentLibraryForm</Display>
-  <Edit>DocumentLibraryForm</Edit>
-  <New>DocumentLibraryForm</New>
-</FormTemplates>
-</file>
-
-<file path=customXml/item2.xml><?xml version="1.0" encoding="utf-8"?>
 <ct:contentTypeSchema xmlns:ct="http://schemas.microsoft.com/office/2006/metadata/contentType" xmlns:ma="http://schemas.microsoft.com/office/2006/metadata/properties/metaAttributes" ct:_="" ma:_="" ma:contentTypeName="Document" ma:contentTypeID="0x0101001F489CE93EB9814E9306BC4BF1F88549" ma:contentTypeVersion="37" ma:contentTypeDescription="Create a new document." ma:contentTypeScope="" ma:versionID="8d192f3a3a5f6f5ed407fef2a23e57c0">
   <xsd:schema xmlns:xsd="http://www.w3.org/2001/XMLSchema" xmlns:xs="http://www.w3.org/2001/XMLSchema" xmlns:p="http://schemas.microsoft.com/office/2006/metadata/properties" xmlns:ns2="3a520568-d6dc-4070-8e53-a0c008150605" xmlns:ns3="27008246-1ac8-46a3-944b-c827ca838fb4" targetNamespace="http://schemas.microsoft.com/office/2006/metadata/properties" ma:root="true" ma:fieldsID="ddebddef69c2a683b5f64211527d1144" ns2:_="" ns3:_="">
     <xsd:import namespace="3a520568-d6dc-4070-8e53-a0c008150605"/>
@@ -11776,19 +11540,20 @@
 </ct:contentTypeSchema>
 </file>
 
+<file path=customXml/item2.xml><?xml version="1.0" encoding="utf-8"?>
+<?mso-contentType ?>
+<FormTemplates xmlns="http://schemas.microsoft.com/sharepoint/v3/contenttype/forms">
+  <Display>DocumentLibraryForm</Display>
+  <Edit>DocumentLibraryForm</Edit>
+  <New>DocumentLibraryForm</New>
+</FormTemplates>
+</file>
+
 <file path=customXml/item3.xml><?xml version="1.0" encoding="utf-8"?>
 <b:Sources xmlns:b="http://schemas.openxmlformats.org/officeDocument/2006/bibliography" xmlns="http://schemas.openxmlformats.org/officeDocument/2006/bibliography" SelectedStyle="\APASixthEditionOfficeOnline.xsl" StyleName="APA" Version="6"/>
 </file>
 
 <file path=customXml/itemProps1.xml><?xml version="1.0" encoding="utf-8"?>
-<ds:datastoreItem xmlns:ds="http://schemas.openxmlformats.org/officeDocument/2006/customXml" ds:itemID="{5DDA48BE-0309-42DF-92A6-A05A2F12B930}">
-  <ds:schemaRefs>
-    <ds:schemaRef ds:uri="http://schemas.microsoft.com/sharepoint/v3/contenttype/forms"/>
-  </ds:schemaRefs>
-</ds:datastoreItem>
-</file>
-
-<file path=customXml/itemProps2.xml><?xml version="1.0" encoding="utf-8"?>
 <ds:datastoreItem xmlns:ds="http://schemas.openxmlformats.org/officeDocument/2006/customXml" ds:itemID="{EEFD0F24-CD5E-4612-B01C-489D3AE8F94B}">
   <ds:schemaRefs>
     <ds:schemaRef ds:uri="http://schemas.microsoft.com/office/2006/metadata/contentType"/>
@@ -11807,6 +11572,14 @@
 </ds:datastoreItem>
 </file>
 
+<file path=customXml/itemProps2.xml><?xml version="1.0" encoding="utf-8"?>
+<ds:datastoreItem xmlns:ds="http://schemas.openxmlformats.org/officeDocument/2006/customXml" ds:itemID="{5DDA48BE-0309-42DF-92A6-A05A2F12B930}">
+  <ds:schemaRefs>
+    <ds:schemaRef ds:uri="http://schemas.microsoft.com/sharepoint/v3/contenttype/forms"/>
+  </ds:schemaRefs>
+</ds:datastoreItem>
+</file>
+
 <file path=customXml/itemProps3.xml><?xml version="1.0" encoding="utf-8"?>
 <ds:datastoreItem xmlns:ds="http://schemas.openxmlformats.org/officeDocument/2006/customXml" ds:itemID="{FF81769E-29B4-4FA2-A3F8-C1B6D922227D}">
   <ds:schemaRefs>

--- a/Data-Governance/Terms-of-Submission.docx
+++ b/Data-Governance/Terms-of-Submission.docx
@@ -2407,11 +2407,7 @@
         <w:t>Partner</w:t>
       </w:r>
       <w:r>
-        <w:t xml:space="preserve"> Institution (as </w:t>
-      </w:r>
-      <w:r>
-        <w:lastRenderedPageBreak/>
-        <w:t>sponsor of the original study under which the Data were collected) an opportunity to comment on the publication</w:t>
+        <w:t xml:space="preserve"> Institution (as sponsor of the original study under which the Data were collected) an opportunity to comment on the publication</w:t>
       </w:r>
       <w:r>
         <w:t xml:space="preserve">. </w:t>
@@ -2885,7 +2881,6 @@
         <w:pStyle w:val="Heading2"/>
       </w:pPr>
       <w:r>
-        <w:lastRenderedPageBreak/>
         <w:t xml:space="preserve">A person who is not a party to this </w:t>
       </w:r>
       <w:r>
@@ -3239,7 +3234,6 @@
     </w:p>
     <w:p>
       <w:r>
-        <w:lastRenderedPageBreak/>
         <w:t>IN WITNESS WHEREOF this Agreement is executed as follows:</w:t>
       </w:r>
     </w:p>
@@ -3324,6 +3318,7 @@
                   <w:docPart w:val="74DDB8647528404F9A8A7C8556DD63CA"/>
                 </w:placeholder>
               </w:sdtPr>
+              <w:sdtEndPr/>
               <w:sdtContent>
                 <w:r>
                   <w:rPr>
@@ -3628,7 +3623,6 @@
         <w:jc w:val="left"/>
       </w:pPr>
       <w:r>
-        <w:lastRenderedPageBreak/>
         <w:t>Schedule 1</w:t>
       </w:r>
     </w:p>
@@ -4244,7 +4238,7 @@
           <w:color w:val="333333"/>
           <w:shd w:val="clear" w:color="auto" w:fill="FFFFFF"/>
         </w:rPr>
-        <w:t xml:space="preserve"> real </w:t>
+        <w:t xml:space="preserve"> real patient records from</w:t>
       </w:r>
       <w:r>
         <w:rPr>
@@ -4252,21 +4246,12 @@
           <w:color w:val="333333"/>
           <w:shd w:val="clear" w:color="auto" w:fill="FFFFFF"/>
         </w:rPr>
-        <w:lastRenderedPageBreak/>
-        <w:t>patient records from</w:t>
+        <w:t xml:space="preserve"> the original data. When patient data are scarce, synthetic data can be generated in large volumes to facilitate prediction modelling and prepare analytic responses.</w:t>
       </w:r>
       <w:r>
         <w:rPr>
           <w:rFonts w:ascii="Calibri" w:hAnsi="Calibri" w:cs="Calibri"/>
           <w:color w:val="333333"/>
-          <w:shd w:val="clear" w:color="auto" w:fill="FFFFFF"/>
-        </w:rPr>
-        <w:t xml:space="preserve"> the original data. When patient data are scarce, synthetic data can be generated in large volumes to facilitate prediction modelling and prepare analytic responses.</w:t>
-      </w:r>
-      <w:r>
-        <w:rPr>
-          <w:rFonts w:ascii="Calibri" w:hAnsi="Calibri" w:cs="Calibri"/>
-          <w:color w:val="333333"/>
         </w:rPr>
         <w:t xml:space="preserve"> Synthetic data will be used for training, teaching, demonstrations, and presentations, and it will meet all requirements to be openly shared.</w:t>
       </w:r>
@@ -4281,7 +4266,6 @@
     </w:p>
     <w:p>
       <w:r>
-        <w:lastRenderedPageBreak/>
         <w:t>Schedule 2</w:t>
       </w:r>
     </w:p>
@@ -4786,7 +4770,13 @@
         <w:t>ISARIC/Oxford</w:t>
       </w:r>
       <w:r>
-        <w:t xml:space="preserve"> is required by the laws of the UK applicable to the Supplier (“Applicable Data Processing Law”) to process Personal Data. In such a case, </w:t>
+        <w:t xml:space="preserve"> is required by the laws of the UK applicable to the </w:t>
+      </w:r>
+      <w:r>
+        <w:t>ISARIC/Oxford</w:t>
+      </w:r>
+      <w:r>
+        <w:t xml:space="preserve"> (“Applicable Data Processing Law”) to process Personal Data. In such a case, </w:t>
       </w:r>
       <w:r>
         <w:t>ISARIC/Oxford</w:t>
@@ -4843,11 +4833,7 @@
         </w:numPr>
       </w:pPr>
       <w:r>
-        <w:t xml:space="preserve">ensure that it has in place appropriate technical and organisational measures to ensure a level of security appropriate to the risk and to protect against unauthorised or unlawful processing of Personal Data and against accidental loss or destruction of, or damage to, Personal Data, appropriate to the harm that might result from the unauthorised or unlawful processing or accidental loss, destruction or damage and the nature of the data to be protected, having regard to the state of technological development and the cost of implementing any measures (those measures may </w:t>
-      </w:r>
-      <w:r>
-        <w:lastRenderedPageBreak/>
-        <w:t xml:space="preserve">include, where appropriate, pseudonymising and encrypting Personal Data, ensuring confidentiality, integrity, availability and resilience of its systems and services, ensuring that availability of and access to Personal Data can be restored in a timely manner after an incident, and regularly assessing and evaluating the effectiveness of the technical and organisational measures adopted by it); </w:t>
+        <w:t xml:space="preserve">ensure that it has in place appropriate technical and organisational measures to ensure a level of security appropriate to the risk and to protect against unauthorised or unlawful processing of Personal Data and against accidental loss or destruction of, or damage to, Personal Data, appropriate to the harm that might result from the unauthorised or unlawful processing or accidental loss, destruction or damage and the nature of the data to be protected, having regard to the state of technological development and the cost of implementing any measures (those measures may include, where appropriate, pseudonymising and encrypting Personal Data, ensuring confidentiality, integrity, availability and resilience of its systems and services, ensuring that availability of and access to Personal Data can be restored in a timely manner after an incident, and regularly assessing and evaluating the effectiveness of the technical and organisational measures adopted by it); </w:t>
       </w:r>
     </w:p>
     <w:p>
@@ -5136,7 +5122,13 @@
         <w:t xml:space="preserve"> Institution</w:t>
       </w:r>
       <w:r>
-        <w:t xml:space="preserve"> evidence to demonstrate the Supplier’s compliance with the requirements of this Clause (Data Protection); and (ii) allow for and contribute to audits, including inspections, conducted by or on behalf of the </w:t>
+        <w:t xml:space="preserve"> evidence to demonstrate the </w:t>
+      </w:r>
+      <w:r>
+        <w:t>ISARIC/Oxford</w:t>
+      </w:r>
+      <w:r>
+        <w:t xml:space="preserve">’s compliance with the requirements of this Clause (Data Protection); and (ii) allow for and contribute to audits, including inspections, conducted by or on behalf of the </w:t>
       </w:r>
       <w:r>
         <w:t>Partner</w:t>
@@ -5204,7 +5196,13 @@
         <w:t xml:space="preserve"> </w:t>
       </w:r>
       <w:r>
-        <w:t xml:space="preserve">is given, the Supplier: </w:t>
+        <w:t xml:space="preserve">is given, the </w:t>
+      </w:r>
+      <w:r>
+        <w:t>ISARIC/Oxford</w:t>
+      </w:r>
+      <w:r>
+        <w:t xml:space="preserve">: </w:t>
       </w:r>
     </w:p>
     <w:p>
@@ -5224,7 +5222,6 @@
           <w:sz w:val="22"/>
           <w:szCs w:val="22"/>
         </w:rPr>
-        <w:lastRenderedPageBreak/>
         <w:t xml:space="preserve">shall put in place a written agreement that imposes </w:t>
       </w:r>
       <w:r>
@@ -5259,7 +5256,21 @@
           <w:sz w:val="22"/>
           <w:szCs w:val="22"/>
         </w:rPr>
-        <w:t xml:space="preserve">acknowledges that the Supplier remains fully liable to the </w:t>
+        <w:t xml:space="preserve">acknowledges that the </w:t>
+      </w:r>
+      <w:r>
+        <w:rPr>
+          <w:sz w:val="22"/>
+          <w:szCs w:val="22"/>
+        </w:rPr>
+        <w:t>ISARIC/Oxford</w:t>
+      </w:r>
+      <w:r>
+        <w:rPr>
+          <w:sz w:val="22"/>
+          <w:szCs w:val="22"/>
+        </w:rPr>
+        <w:t xml:space="preserve"> remains fully liable to the </w:t>
       </w:r>
       <w:r>
         <w:rPr>
@@ -5397,7 +5408,21 @@
           <w:sz w:val="22"/>
           <w:szCs w:val="22"/>
         </w:rPr>
-        <w:t xml:space="preserve">if required by Applicable Data Processing Law, in which case the Supplier shall inform the </w:t>
+        <w:t xml:space="preserve">if required by Applicable Data Processing Law, in which case the </w:t>
+      </w:r>
+      <w:r>
+        <w:rPr>
+          <w:sz w:val="22"/>
+          <w:szCs w:val="22"/>
+        </w:rPr>
+        <w:t>ISARIC/Oxford</w:t>
+      </w:r>
+      <w:r>
+        <w:rPr>
+          <w:sz w:val="22"/>
+          <w:szCs w:val="22"/>
+        </w:rPr>
+        <w:t xml:space="preserve"> shall inform the </w:t>
       </w:r>
       <w:r>
         <w:rPr>
@@ -5462,7 +5487,21 @@
           <w:sz w:val="22"/>
           <w:szCs w:val="22"/>
         </w:rPr>
-        <w:t>Notwithstanding anything in the Agreement to the contrary, this Clause (Data Protection) shall continue in full force and effect for so long as the Supplier processes any Personal Data.</w:t>
+        <w:t xml:space="preserve">Notwithstanding anything in the Agreement to the contrary, this Clause (Data Protection) shall continue in full force and effect for so long as the </w:t>
+      </w:r>
+      <w:r>
+        <w:rPr>
+          <w:sz w:val="22"/>
+          <w:szCs w:val="22"/>
+        </w:rPr>
+        <w:t>ISARIC/Oxford</w:t>
+      </w:r>
+      <w:r>
+        <w:rPr>
+          <w:sz w:val="22"/>
+          <w:szCs w:val="22"/>
+        </w:rPr>
+        <w:t xml:space="preserve"> processes any Personal Data.</w:t>
       </w:r>
     </w:p>
     <w:p>
@@ -5514,7 +5553,6 @@
         </w:rPr>
       </w:pPr>
       <w:r>
-        <w:lastRenderedPageBreak/>
         <w:t xml:space="preserve">Schedule </w:t>
       </w:r>
       <w:r>
@@ -5958,25 +5996,16 @@
       <w:pPr>
         <w:shd w:val="clear" w:color="auto" w:fill="FFFFFF"/>
         <w:spacing w:before="120" w:line="312" w:lineRule="atLeast"/>
+        <w:rPr>
+          <w:rStyle w:val="Hyperlink"/>
+        </w:rPr>
       </w:pPr>
       <w:hyperlink r:id="rId10" w:history="1">
         <w:r>
           <w:rPr>
             <w:rStyle w:val="Hyperlink"/>
           </w:rPr>
-          <w:t>https://github.com/ISARICResearch/CCP/</w:t>
-        </w:r>
-        <w:r>
-          <w:rPr>
-            <w:rStyle w:val="Hyperlink"/>
-          </w:rPr>
-          <w:t>r</w:t>
-        </w:r>
-        <w:r>
-          <w:rPr>
-            <w:rStyle w:val="Hyperlink"/>
-          </w:rPr>
-          <w:t>aw/main/Analyses/Partner-Analyses-Metadata.xlsx</w:t>
+          <w:t>https://github.com/ISARICResearch/CCP/raw/main/Analyses/Partner-Analyses-Metadata.xlsx</w:t>
         </w:r>
       </w:hyperlink>
     </w:p>
@@ -6009,9 +6038,6 @@
         <w:shd w:val="clear" w:color="auto" w:fill="FFFFFF"/>
         <w:spacing w:before="120" w:line="312" w:lineRule="atLeast"/>
         <w:jc w:val="left"/>
-        <w:rPr>
-          <w:szCs w:val="22"/>
-        </w:rPr>
       </w:pPr>
       <w:r>
         <w:rPr>
@@ -6037,13 +6063,6 @@
         </w:rPr>
         <w:t xml:space="preserve">ISARIC platform are available here: </w:t>
       </w:r>
-    </w:p>
-    <w:p>
-      <w:pPr>
-        <w:shd w:val="clear" w:color="auto" w:fill="FFFFFF"/>
-        <w:spacing w:before="120" w:line="312" w:lineRule="atLeast"/>
-        <w:jc w:val="left"/>
-      </w:pPr>
       <w:hyperlink r:id="rId11" w:history="1">
         <w:r>
           <w:rPr>
@@ -6052,6 +6071,35 @@
           <w:t>https://github.com/ISARICResearch/CCP/raw/main/Data-Governance/Technical-Organisational-Measures.docx</w:t>
         </w:r>
       </w:hyperlink>
+    </w:p>
+    <w:p>
+      <w:pPr>
+        <w:shd w:val="clear" w:color="auto" w:fill="FFFFFF"/>
+        <w:spacing w:before="120" w:line="312" w:lineRule="atLeast"/>
+        <w:jc w:val="left"/>
+        <w:rPr>
+          <w:szCs w:val="22"/>
+        </w:rPr>
+      </w:pPr>
+    </w:p>
+    <w:p>
+      <w:pPr>
+        <w:shd w:val="clear" w:color="auto" w:fill="FFFFFF"/>
+        <w:spacing w:before="120" w:line="312" w:lineRule="atLeast"/>
+        <w:jc w:val="left"/>
+        <w:rPr>
+          <w:szCs w:val="22"/>
+        </w:rPr>
+      </w:pPr>
+    </w:p>
+    <w:p>
+      <w:pPr>
+        <w:shd w:val="clear" w:color="auto" w:fill="FFFFFF"/>
+        <w:spacing w:before="120" w:line="312" w:lineRule="atLeast"/>
+        <w:rPr>
+          <w:szCs w:val="22"/>
+        </w:rPr>
+      </w:pPr>
     </w:p>
     <w:p>
       <w:pPr>
@@ -6798,27 +6846,19 @@
           </w:tcPr>
           <w:p>
             <w:pPr>
-              <w:shd w:val="clear" w:color="auto" w:fill="FFFFFF"/>
-              <w:spacing w:before="120" w:line="312" w:lineRule="atLeast"/>
+              <w:keepNext/>
+              <w:jc w:val="left"/>
+              <w:rPr>
+                <w:bCs/>
+                <w:szCs w:val="22"/>
+              </w:rPr>
             </w:pPr>
             <w:hyperlink r:id="rId12" w:history="1">
               <w:r>
                 <w:rPr>
                   <w:rStyle w:val="Hyperlink"/>
                 </w:rPr>
-                <w:t>https://github.com/ISA</w:t>
-              </w:r>
-              <w:r>
-                <w:rPr>
-                  <w:rStyle w:val="Hyperlink"/>
-                </w:rPr>
-                <w:t>R</w:t>
-              </w:r>
-              <w:r>
-                <w:rPr>
-                  <w:rStyle w:val="Hyperlink"/>
-                </w:rPr>
-                <w:t>ICResearch/CCP/raw/main/Analyses/Partner-Analyses-Metadata.xlsx</w:t>
+                <w:t>https://github.com/ISARICResearch/CCP/raw/main/Analyses/Partner-Analyses-Metadata.xlsx</w:t>
               </w:r>
             </w:hyperlink>
           </w:p>
@@ -6991,7 +7031,7 @@
         <w:sz w:val="18"/>
         <w:szCs w:val="18"/>
       </w:rPr>
-      <w:t>5</w:t>
+      <w:t>9JUN2026</w:t>
     </w:r>
     <w:r>
       <w:rPr>
@@ -6999,7 +7039,7 @@
         <w:sz w:val="18"/>
         <w:szCs w:val="18"/>
       </w:rPr>
-      <w:t xml:space="preserve">AUG25 - </w:t>
+      <w:t xml:space="preserve"> - </w:t>
     </w:r>
     <w:r>
       <w:rPr>
@@ -8481,43 +8521,43 @@
       </w:pPr>
     </w:lvl>
   </w:abstractNum>
-  <w:num w:numId="1" w16cid:durableId="1148521015">
+  <w:num w:numId="1" w16cid:durableId="508450337">
     <w:abstractNumId w:val="7"/>
   </w:num>
-  <w:num w:numId="2" w16cid:durableId="1055617542">
+  <w:num w:numId="2" w16cid:durableId="605116099">
     <w:abstractNumId w:val="11"/>
   </w:num>
-  <w:num w:numId="3" w16cid:durableId="1580097562">
+  <w:num w:numId="3" w16cid:durableId="53235920">
     <w:abstractNumId w:val="6"/>
   </w:num>
-  <w:num w:numId="4" w16cid:durableId="1436363905">
+  <w:num w:numId="4" w16cid:durableId="1103497403">
     <w:abstractNumId w:val="2"/>
   </w:num>
-  <w:num w:numId="5" w16cid:durableId="1875388090">
+  <w:num w:numId="5" w16cid:durableId="2028479093">
     <w:abstractNumId w:val="10"/>
   </w:num>
-  <w:num w:numId="6" w16cid:durableId="603074960">
+  <w:num w:numId="6" w16cid:durableId="579143102">
     <w:abstractNumId w:val="11"/>
   </w:num>
-  <w:num w:numId="7" w16cid:durableId="2125810503">
+  <w:num w:numId="7" w16cid:durableId="1459491362">
     <w:abstractNumId w:val="11"/>
   </w:num>
-  <w:num w:numId="8" w16cid:durableId="1841502489">
+  <w:num w:numId="8" w16cid:durableId="1694187737">
     <w:abstractNumId w:val="8"/>
   </w:num>
-  <w:num w:numId="9" w16cid:durableId="56705593">
+  <w:num w:numId="9" w16cid:durableId="1709258394">
     <w:abstractNumId w:val="11"/>
   </w:num>
-  <w:num w:numId="10" w16cid:durableId="8876780">
+  <w:num w:numId="10" w16cid:durableId="408961237">
     <w:abstractNumId w:val="3"/>
   </w:num>
-  <w:num w:numId="11" w16cid:durableId="107356214">
+  <w:num w:numId="11" w16cid:durableId="2115706787">
     <w:abstractNumId w:val="11"/>
   </w:num>
-  <w:num w:numId="12" w16cid:durableId="2074695506">
+  <w:num w:numId="12" w16cid:durableId="939143076">
     <w:abstractNumId w:val="5"/>
   </w:num>
-  <w:num w:numId="13" w16cid:durableId="988706897">
+  <w:num w:numId="13" w16cid:durableId="1935088258">
     <w:abstractNumId w:val="0"/>
     <w:lvlOverride w:ilvl="0">
       <w:startOverride w:val="1"/>
@@ -8547,7 +8587,7 @@
       <w:startOverride w:val="1"/>
     </w:lvlOverride>
   </w:num>
-  <w:num w:numId="14" w16cid:durableId="1036349943">
+  <w:num w:numId="14" w16cid:durableId="1692074033">
     <w:abstractNumId w:val="1"/>
     <w:lvlOverride w:ilvl="0">
       <w:startOverride w:val="1"/>
@@ -8577,7 +8617,7 @@
       <w:startOverride w:val="1"/>
     </w:lvlOverride>
   </w:num>
-  <w:num w:numId="15" w16cid:durableId="1490515760">
+  <w:num w:numId="15" w16cid:durableId="1354460883">
     <w:abstractNumId w:val="9"/>
     <w:lvlOverride w:ilvl="0">
       <w:startOverride w:val="1"/>
@@ -8607,7 +8647,7 @@
       <w:startOverride w:val="1"/>
     </w:lvlOverride>
   </w:num>
-  <w:num w:numId="16" w16cid:durableId="406389812">
+  <w:num w:numId="16" w16cid:durableId="1955601197">
     <w:abstractNumId w:val="0"/>
     <w:lvlOverride w:ilvl="0">
       <w:startOverride w:val="1"/>
@@ -8637,13 +8677,13 @@
       <w:startOverride w:val="1"/>
     </w:lvlOverride>
   </w:num>
-  <w:num w:numId="17" w16cid:durableId="2047680406">
+  <w:num w:numId="17" w16cid:durableId="1583219938">
     <w:abstractNumId w:val="0"/>
   </w:num>
-  <w:num w:numId="18" w16cid:durableId="33773699">
+  <w:num w:numId="18" w16cid:durableId="743797020">
     <w:abstractNumId w:val="4"/>
   </w:num>
-  <w:num w:numId="19" w16cid:durableId="182986611">
+  <w:num w:numId="19" w16cid:durableId="1155488357">
     <w:abstractNumId w:val="0"/>
     <w:lvlOverride w:ilvl="0">
       <w:startOverride w:val="1"/>
@@ -10020,7 +10060,7 @@
     <w:charset w:val="81"/>
     <w:family w:val="roman"/>
     <w:pitch w:val="variable"/>
-    <w:sig w:usb0="B00002AF" w:usb1="69D77CFB" w:usb2="00000030" w:usb3="00000000" w:csb0="0028009F" w:csb1="00000000"/>
+    <w:sig w:usb0="B00002AF" w:usb1="69D77CFB" w:usb2="00000030" w:usb3="00000000" w:csb0="0008009F" w:csb1="00000000"/>
   </w:font>
   <w:font w:name="Calibri Light">
     <w:panose1 w:val="020F0302020204030204"/>
@@ -10301,10 +10341,10 @@
       </w:pPr>
     </w:lvl>
   </w:abstractNum>
-  <w:num w:numId="1" w16cid:durableId="818576887">
+  <w:num w:numId="1" w16cid:durableId="1192693281">
     <w:abstractNumId w:val="0"/>
   </w:num>
-  <w:num w:numId="2" w16cid:durableId="458377556">
+  <w:num w:numId="2" w16cid:durableId="1825001527">
     <w:abstractNumId w:val="1"/>
   </w:num>
 </w:numbering>
@@ -10330,17 +10370,16 @@
     <w:rsid w:val="00104C2A"/>
     <w:rsid w:val="00136AA3"/>
     <w:rsid w:val="00154254"/>
+    <w:rsid w:val="00205DC7"/>
     <w:rsid w:val="0025586A"/>
     <w:rsid w:val="00266302"/>
     <w:rsid w:val="002A363A"/>
     <w:rsid w:val="003605B1"/>
     <w:rsid w:val="003A7DF2"/>
     <w:rsid w:val="004222E9"/>
-    <w:rsid w:val="00440222"/>
     <w:rsid w:val="005020EC"/>
     <w:rsid w:val="005B4862"/>
     <w:rsid w:val="005C7713"/>
-    <w:rsid w:val="00687EFF"/>
     <w:rsid w:val="00745120"/>
     <w:rsid w:val="0081035C"/>
     <w:rsid w:val="008A3F61"/>
@@ -11104,6 +11143,19 @@
 </file>
 
 <file path=customXml/item1.xml><?xml version="1.0" encoding="utf-8"?>
+<b:Sources xmlns:b="http://schemas.openxmlformats.org/officeDocument/2006/bibliography" xmlns="http://schemas.openxmlformats.org/officeDocument/2006/bibliography" SelectedStyle="\APASixthEditionOfficeOnline.xsl" StyleName="APA" Version="6"/>
+</file>
+
+<file path=customXml/item2.xml><?xml version="1.0" encoding="utf-8"?>
+<?mso-contentType ?>
+<FormTemplates xmlns="http://schemas.microsoft.com/sharepoint/v3/contenttype/forms">
+  <Display>DocumentLibraryForm</Display>
+  <Edit>DocumentLibraryForm</Edit>
+  <New>DocumentLibraryForm</New>
+</FormTemplates>
+</file>
+
+<file path=customXml/item3.xml><?xml version="1.0" encoding="utf-8"?>
 <ct:contentTypeSchema xmlns:ct="http://schemas.microsoft.com/office/2006/metadata/contentType" xmlns:ma="http://schemas.microsoft.com/office/2006/metadata/properties/metaAttributes" ct:_="" ma:_="" ma:contentTypeName="Document" ma:contentTypeID="0x0101001F489CE93EB9814E9306BC4BF1F88549" ma:contentTypeVersion="37" ma:contentTypeDescription="Create a new document." ma:contentTypeScope="" ma:versionID="8d192f3a3a5f6f5ed407fef2a23e57c0">
   <xsd:schema xmlns:xsd="http://www.w3.org/2001/XMLSchema" xmlns:xs="http://www.w3.org/2001/XMLSchema" xmlns:p="http://schemas.microsoft.com/office/2006/metadata/properties" xmlns:ns2="3a520568-d6dc-4070-8e53-a0c008150605" xmlns:ns3="27008246-1ac8-46a3-944b-c827ca838fb4" targetNamespace="http://schemas.microsoft.com/office/2006/metadata/properties" ma:root="true" ma:fieldsID="ddebddef69c2a683b5f64211527d1144" ns2:_="" ns3:_="">
     <xsd:import namespace="3a520568-d6dc-4070-8e53-a0c008150605"/>
@@ -11540,20 +11592,23 @@
 </ct:contentTypeSchema>
 </file>
 
-<file path=customXml/item2.xml><?xml version="1.0" encoding="utf-8"?>
-<?mso-contentType ?>
-<FormTemplates xmlns="http://schemas.microsoft.com/sharepoint/v3/contenttype/forms">
-  <Display>DocumentLibraryForm</Display>
-  <Edit>DocumentLibraryForm</Edit>
-  <New>DocumentLibraryForm</New>
-</FormTemplates>
+<file path=customXml/itemProps1.xml><?xml version="1.0" encoding="utf-8"?>
+<ds:datastoreItem xmlns:ds="http://schemas.openxmlformats.org/officeDocument/2006/customXml" ds:itemID="{FF81769E-29B4-4FA2-A3F8-C1B6D922227D}">
+  <ds:schemaRefs>
+    <ds:schemaRef ds:uri="http://schemas.openxmlformats.org/officeDocument/2006/bibliography"/>
+  </ds:schemaRefs>
+</ds:datastoreItem>
 </file>
 
-<file path=customXml/item3.xml><?xml version="1.0" encoding="utf-8"?>
-<b:Sources xmlns:b="http://schemas.openxmlformats.org/officeDocument/2006/bibliography" xmlns="http://schemas.openxmlformats.org/officeDocument/2006/bibliography" SelectedStyle="\APASixthEditionOfficeOnline.xsl" StyleName="APA" Version="6"/>
+<file path=customXml/itemProps2.xml><?xml version="1.0" encoding="utf-8"?>
+<ds:datastoreItem xmlns:ds="http://schemas.openxmlformats.org/officeDocument/2006/customXml" ds:itemID="{5DDA48BE-0309-42DF-92A6-A05A2F12B930}">
+  <ds:schemaRefs>
+    <ds:schemaRef ds:uri="http://schemas.microsoft.com/sharepoint/v3/contenttype/forms"/>
+  </ds:schemaRefs>
+</ds:datastoreItem>
 </file>
 
-<file path=customXml/itemProps1.xml><?xml version="1.0" encoding="utf-8"?>
+<file path=customXml/itemProps3.xml><?xml version="1.0" encoding="utf-8"?>
 <ds:datastoreItem xmlns:ds="http://schemas.openxmlformats.org/officeDocument/2006/customXml" ds:itemID="{EEFD0F24-CD5E-4612-B01C-489D3AE8F94B}">
   <ds:schemaRefs>
     <ds:schemaRef ds:uri="http://schemas.microsoft.com/office/2006/metadata/contentType"/>
@@ -11570,20 +11625,4 @@
     <ds:schemaRef ds:uri="http://schemas.microsoft.com/internal/obd"/>
   </ds:schemaRefs>
 </ds:datastoreItem>
-</file>
-
-<file path=customXml/itemProps2.xml><?xml version="1.0" encoding="utf-8"?>
-<ds:datastoreItem xmlns:ds="http://schemas.openxmlformats.org/officeDocument/2006/customXml" ds:itemID="{5DDA48BE-0309-42DF-92A6-A05A2F12B930}">
-  <ds:schemaRefs>
-    <ds:schemaRef ds:uri="http://schemas.microsoft.com/sharepoint/v3/contenttype/forms"/>
-  </ds:schemaRefs>
-</ds:datastoreItem>
-</file>
-
-<file path=customXml/itemProps3.xml><?xml version="1.0" encoding="utf-8"?>
-<ds:datastoreItem xmlns:ds="http://schemas.openxmlformats.org/officeDocument/2006/customXml" ds:itemID="{FF81769E-29B4-4FA2-A3F8-C1B6D922227D}">
-  <ds:schemaRefs>
-    <ds:schemaRef ds:uri="http://schemas.openxmlformats.org/officeDocument/2006/bibliography"/>
-  </ds:schemaRefs>
-</ds:datastoreItem>
 </file>
--- a/Data-Governance/Terms-of-Submission.docx
+++ b/Data-Governance/Terms-of-Submission.docx
@@ -1,6 +1,6 @@
 
 <file path=word/document.xml><?xml version="1.0" encoding="utf-8"?>
-<w:document xmlns:wpc="http://schemas.microsoft.com/office/word/2010/wordprocessingCanvas" xmlns:cx="http://schemas.microsoft.com/office/drawing/2014/chartex" xmlns:cx1="http://schemas.microsoft.com/office/drawing/2015/9/8/chartex" xmlns:cx2="http://schemas.microsoft.com/office/drawing/2015/10/21/chartex" xmlns:cx3="http://schemas.microsoft.com/office/drawing/2016/5/9/chartex" xmlns:cx4="http://schemas.microsoft.com/office/drawing/2016/5/10/chartex" xmlns:cx5="http://schemas.microsoft.com/office/drawing/2016/5/11/chartex" xmlns:cx6="http://schemas.microsoft.com/office/drawing/2016/5/12/chartex" xmlns:cx7="http://schemas.microsoft.com/office/drawing/2016/5/13/chartex" xmlns:cx8="http://schemas.microsoft.com/office/drawing/2016/5/14/chartex" xmlns:mc="http://schemas.openxmlformats.org/markup-compatibility/2006" xmlns:aink="http://schemas.microsoft.com/office/drawing/2016/ink" xmlns:am3d="http://schemas.microsoft.com/office/drawing/2017/model3d" xmlns:o="urn:schemas-microsoft-com:office:office" xmlns:oel="http://schemas.microsoft.com/office/2019/extlst" xmlns:r="http://schemas.openxmlformats.org/officeDocument/2006/relationships" xmlns:m="http://schemas.openxmlformats.org/officeDocument/2006/math" xmlns:v="urn:schemas-microsoft-com:vml" xmlns:wp14="http://schemas.microsoft.com/office/word/2010/wordprocessingDrawing" xmlns:wp="http://schemas.openxmlformats.org/drawingml/2006/wordprocessingDrawing" xmlns:w10="urn:schemas-microsoft-com:office:word" xmlns:w="http://schemas.openxmlformats.org/wordprocessingml/2006/main" xmlns:w14="http://schemas.microsoft.com/office/word/2010/wordml" xmlns:w15="http://schemas.microsoft.com/office/word/2012/wordml" xmlns:w16cex="http://schemas.microsoft.com/office/word/2018/wordml/cex" xmlns:w16cid="http://schemas.microsoft.com/office/word/2016/wordml/cid" xmlns:w16="http://schemas.microsoft.com/office/word/2018/wordml" xmlns:w16sdtdh="http://schemas.microsoft.com/office/word/2020/wordml/sdtdatahash" xmlns:w16se="http://schemas.microsoft.com/office/word/2015/wordml/symex" xmlns:wpg="http://schemas.microsoft.com/office/word/2010/wordprocessingGroup" xmlns:wpi="http://schemas.microsoft.com/office/word/2010/wordprocessingInk" xmlns:wne="http://schemas.microsoft.com/office/word/2006/wordml" xmlns:wps="http://schemas.microsoft.com/office/word/2010/wordprocessingShape" mc:Ignorable="w14 w15 w16se w16cid w16 w16cex w16sdtdh wp14">
+<w:document xmlns:wpc="http://schemas.microsoft.com/office/word/2010/wordprocessingCanvas" xmlns:cx="http://schemas.microsoft.com/office/drawing/2014/chartex" xmlns:cx1="http://schemas.microsoft.com/office/drawing/2015/9/8/chartex" xmlns:cx2="http://schemas.microsoft.com/office/drawing/2015/10/21/chartex" xmlns:cx3="http://schemas.microsoft.com/office/drawing/2016/5/9/chartex" xmlns:cx4="http://schemas.microsoft.com/office/drawing/2016/5/10/chartex" xmlns:cx5="http://schemas.microsoft.com/office/drawing/2016/5/11/chartex" xmlns:cx6="http://schemas.microsoft.com/office/drawing/2016/5/12/chartex" xmlns:cx7="http://schemas.microsoft.com/office/drawing/2016/5/13/chartex" xmlns:cx8="http://schemas.microsoft.com/office/drawing/2016/5/14/chartex" xmlns:mc="http://schemas.openxmlformats.org/markup-compatibility/2006" xmlns:aink="http://schemas.microsoft.com/office/drawing/2016/ink" xmlns:am3d="http://schemas.microsoft.com/office/drawing/2017/model3d" xmlns:o="urn:schemas-microsoft-com:office:office" xmlns:r="http://schemas.openxmlformats.org/officeDocument/2006/relationships" xmlns:m="http://schemas.openxmlformats.org/officeDocument/2006/math" xmlns:v="urn:schemas-microsoft-com:vml" xmlns:wp14="http://schemas.microsoft.com/office/word/2010/wordprocessingDrawing" xmlns:wp="http://schemas.openxmlformats.org/drawingml/2006/wordprocessingDrawing" xmlns:w10="urn:schemas-microsoft-com:office:word" xmlns:w="http://schemas.openxmlformats.org/wordprocessingml/2006/main" xmlns:w14="http://schemas.microsoft.com/office/word/2010/wordml" xmlns:w15="http://schemas.microsoft.com/office/word/2012/wordml" xmlns:w16cex="http://schemas.microsoft.com/office/word/2018/wordml/cex" xmlns:w16cid="http://schemas.microsoft.com/office/word/2016/wordml/cid" xmlns:w16="http://schemas.microsoft.com/office/word/2018/wordml" xmlns:w16sdtdh="http://schemas.microsoft.com/office/word/2020/wordml/sdtdatahash" xmlns:w16se="http://schemas.microsoft.com/office/word/2015/wordml/symex" xmlns:wpg="http://schemas.microsoft.com/office/word/2010/wordprocessingGroup" xmlns:wpi="http://schemas.microsoft.com/office/word/2010/wordprocessingInk" xmlns:wne="http://schemas.microsoft.com/office/word/2006/wordml" xmlns:wps="http://schemas.microsoft.com/office/word/2010/wordprocessingShape" mc:Ignorable="w14 w15 w16se w16cid w16 w16cex w16sdtdh wp14">
   <w:body>
     <w:p>
       <w:pPr>
@@ -889,25 +889,7 @@
         <w:t>this Agreement</w:t>
       </w:r>
       <w:r>
-        <w:t xml:space="preserve"> </w:t>
-      </w:r>
-      <w:r>
-        <w:t xml:space="preserve">set out </w:t>
-      </w:r>
-      <w:r>
-        <w:t xml:space="preserve">in </w:t>
-      </w:r>
-      <w:r>
-        <w:t xml:space="preserve">clause </w:t>
-      </w:r>
-      <w:r>
-        <w:t>14</w:t>
-      </w:r>
-      <w:r>
-        <w:t xml:space="preserve"> </w:t>
-      </w:r>
-      <w:r>
-        <w:t xml:space="preserve">a non-exclusive, personal and non-transferable licence to use the Data </w:t>
+        <w:t xml:space="preserve"> a non-exclusive, personal and non-transferable licence to use the Data </w:t>
       </w:r>
       <w:r>
         <w:t xml:space="preserve">for </w:t>
@@ -1264,25 +1246,7 @@
           <w:szCs w:val="22"/>
           <w:lang w:eastAsia="ko-KR"/>
         </w:rPr>
-        <w:t xml:space="preserve">to keep the </w:t>
-      </w:r>
-      <w:proofErr w:type="gramStart"/>
-      <w:r>
-        <w:rPr>
-          <w:rFonts w:eastAsia="Batang"/>
-          <w:szCs w:val="22"/>
-          <w:lang w:eastAsia="ko-KR"/>
-        </w:rPr>
-        <w:t>Data</w:t>
-      </w:r>
-      <w:proofErr w:type="gramEnd"/>
-      <w:r>
-        <w:rPr>
-          <w:rFonts w:eastAsia="Batang"/>
-          <w:szCs w:val="22"/>
-          <w:lang w:eastAsia="ko-KR"/>
-        </w:rPr>
-        <w:t xml:space="preserve"> secure by implementing organisational and technological measures appropriate to the nature and sensitivity of the data</w:t>
+        <w:t>to keep the Data secure by implementing organisational and technological measures appropriate to the nature and sensitivity of the data</w:t>
       </w:r>
       <w:r>
         <w:rPr>
@@ -2407,7 +2371,11 @@
         <w:t>Partner</w:t>
       </w:r>
       <w:r>
-        <w:t xml:space="preserve"> Institution (as sponsor of the original study under which the Data were collected) an opportunity to comment on the publication</w:t>
+        <w:t xml:space="preserve"> Institution (as </w:t>
+      </w:r>
+      <w:r>
+        <w:lastRenderedPageBreak/>
+        <w:t>sponsor of the original study under which the Data were collected) an opportunity to comment on the publication</w:t>
       </w:r>
       <w:r>
         <w:t xml:space="preserve">. </w:t>
@@ -2881,6 +2849,7 @@
         <w:pStyle w:val="Heading2"/>
       </w:pPr>
       <w:r>
+        <w:lastRenderedPageBreak/>
         <w:t xml:space="preserve">A person who is not a party to this </w:t>
       </w:r>
       <w:r>
@@ -3234,6 +3203,7 @@
     </w:p>
     <w:p>
       <w:r>
+        <w:lastRenderedPageBreak/>
         <w:t>IN WITNESS WHEREOF this Agreement is executed as follows:</w:t>
       </w:r>
     </w:p>
@@ -3623,6 +3593,7 @@
         <w:jc w:val="left"/>
       </w:pPr>
       <w:r>
+        <w:lastRenderedPageBreak/>
         <w:t>Schedule 1</w:t>
       </w:r>
     </w:p>
@@ -3747,7 +3718,25 @@
           <w:color w:val="333333"/>
           <w:shd w:val="clear" w:color="auto" w:fill="FFFFFF"/>
         </w:rPr>
-        <w:t xml:space="preserve">Data hosting: On request, ISARIC may provide data management services to the Partner Institution, including hosting of a standard ISARIC REDCap project for data entry and export by Partner Institution sites. </w:t>
+        <w:t xml:space="preserve">Data hosting: On request, ISARIC may provide data management services to the Partner Institution, including hosting of a standard ISARIC </w:t>
+      </w:r>
+      <w:proofErr w:type="spellStart"/>
+      <w:r>
+        <w:rPr>
+          <w:rFonts w:ascii="Calibri" w:hAnsi="Calibri" w:cs="Calibri"/>
+          <w:color w:val="333333"/>
+          <w:shd w:val="clear" w:color="auto" w:fill="FFFFFF"/>
+        </w:rPr>
+        <w:t>REDCap</w:t>
+      </w:r>
+      <w:proofErr w:type="spellEnd"/>
+      <w:r>
+        <w:rPr>
+          <w:rFonts w:ascii="Calibri" w:hAnsi="Calibri" w:cs="Calibri"/>
+          <w:color w:val="333333"/>
+          <w:shd w:val="clear" w:color="auto" w:fill="FFFFFF"/>
+        </w:rPr>
+        <w:t xml:space="preserve"> project for data entry and export by Partner Institution sites. </w:t>
       </w:r>
     </w:p>
     <w:p>
@@ -4238,7 +4227,7 @@
           <w:color w:val="333333"/>
           <w:shd w:val="clear" w:color="auto" w:fill="FFFFFF"/>
         </w:rPr>
-        <w:t xml:space="preserve"> real patient records from</w:t>
+        <w:t xml:space="preserve"> real </w:t>
       </w:r>
       <w:r>
         <w:rPr>
@@ -4246,12 +4235,21 @@
           <w:color w:val="333333"/>
           <w:shd w:val="clear" w:color="auto" w:fill="FFFFFF"/>
         </w:rPr>
-        <w:t xml:space="preserve"> the original data. When patient data are scarce, synthetic data can be generated in large volumes to facilitate prediction modelling and prepare analytic responses.</w:t>
+        <w:lastRenderedPageBreak/>
+        <w:t>patient records from</w:t>
       </w:r>
       <w:r>
         <w:rPr>
           <w:rFonts w:ascii="Calibri" w:hAnsi="Calibri" w:cs="Calibri"/>
           <w:color w:val="333333"/>
+          <w:shd w:val="clear" w:color="auto" w:fill="FFFFFF"/>
+        </w:rPr>
+        <w:t xml:space="preserve"> the original data. When patient data are scarce, synthetic data can be generated in large volumes to facilitate prediction modelling and prepare analytic responses.</w:t>
+      </w:r>
+      <w:r>
+        <w:rPr>
+          <w:rFonts w:ascii="Calibri" w:hAnsi="Calibri" w:cs="Calibri"/>
+          <w:color w:val="333333"/>
         </w:rPr>
         <w:t xml:space="preserve"> Synthetic data will be used for training, teaching, demonstrations, and presentations, and it will meet all requirements to be openly shared.</w:t>
       </w:r>
@@ -4266,6 +4264,7 @@
     </w:p>
     <w:p>
       <w:r>
+        <w:lastRenderedPageBreak/>
         <w:t>Schedule 2</w:t>
       </w:r>
     </w:p>
@@ -4833,7 +4832,11 @@
         </w:numPr>
       </w:pPr>
       <w:r>
-        <w:t xml:space="preserve">ensure that it has in place appropriate technical and organisational measures to ensure a level of security appropriate to the risk and to protect against unauthorised or unlawful processing of Personal Data and against accidental loss or destruction of, or damage to, Personal Data, appropriate to the harm that might result from the unauthorised or unlawful processing or accidental loss, destruction or damage and the nature of the data to be protected, having regard to the state of technological development and the cost of implementing any measures (those measures may include, where appropriate, pseudonymising and encrypting Personal Data, ensuring confidentiality, integrity, availability and resilience of its systems and services, ensuring that availability of and access to Personal Data can be restored in a timely manner after an incident, and regularly assessing and evaluating the effectiveness of the technical and organisational measures adopted by it); </w:t>
+        <w:t xml:space="preserve">ensure that it has in place appropriate technical and organisational measures to ensure a level of security appropriate to the risk and to protect against unauthorised or unlawful processing of Personal Data and against accidental loss or destruction of, or damage to, Personal Data, appropriate to the harm that might result from the unauthorised or unlawful processing or accidental loss, destruction or damage and the nature of the data to be protected, having regard to the state of technological development and the cost of implementing any measures (those measures may </w:t>
+      </w:r>
+      <w:r>
+        <w:lastRenderedPageBreak/>
+        <w:t xml:space="preserve">include, where appropriate, pseudonymising and encrypting Personal Data, ensuring confidentiality, integrity, availability and resilience of its systems and services, ensuring that availability of and access to Personal Data can be restored in a timely manner after an incident, and regularly assessing and evaluating the effectiveness of the technical and organisational measures adopted by it); </w:t>
       </w:r>
     </w:p>
     <w:p>
@@ -5149,15 +5152,7 @@
         </w:numPr>
       </w:pPr>
       <w:r>
-        <w:t xml:space="preserve">not engage a </w:t>
-      </w:r>
-      <w:proofErr w:type="gramStart"/>
-      <w:r>
-        <w:t>third party</w:t>
-      </w:r>
-      <w:proofErr w:type="gramEnd"/>
-      <w:r>
-        <w:t xml:space="preserve"> processor of Personal Data under this Agreement (a sub-processor) unless</w:t>
+        <w:t>not engage a third party processor of Personal Data under this Agreement (a sub-processor) unless</w:t>
       </w:r>
       <w:r>
         <w:t xml:space="preserve"> they are included in the List of Sub-Processors in Schedule </w:t>
@@ -5222,6 +5217,7 @@
           <w:sz w:val="22"/>
           <w:szCs w:val="22"/>
         </w:rPr>
+        <w:lastRenderedPageBreak/>
         <w:t xml:space="preserve">shall put in place a written agreement that imposes </w:t>
       </w:r>
       <w:r>
@@ -5553,6 +5549,7 @@
         </w:rPr>
       </w:pPr>
       <w:r>
+        <w:lastRenderedPageBreak/>
         <w:t xml:space="preserve">Schedule </w:t>
       </w:r>
       <w:r>
@@ -5996,9 +5993,6 @@
       <w:pPr>
         <w:shd w:val="clear" w:color="auto" w:fill="FFFFFF"/>
         <w:spacing w:before="120" w:line="312" w:lineRule="atLeast"/>
-        <w:rPr>
-          <w:rStyle w:val="Hyperlink"/>
-        </w:rPr>
       </w:pPr>
       <w:hyperlink r:id="rId10" w:history="1">
         <w:r>
@@ -6038,6 +6032,9 @@
         <w:shd w:val="clear" w:color="auto" w:fill="FFFFFF"/>
         <w:spacing w:before="120" w:line="312" w:lineRule="atLeast"/>
         <w:jc w:val="left"/>
+        <w:rPr>
+          <w:szCs w:val="22"/>
+        </w:rPr>
       </w:pPr>
       <w:r>
         <w:rPr>
@@ -6063,6 +6060,13 @@
         </w:rPr>
         <w:t xml:space="preserve">ISARIC platform are available here: </w:t>
       </w:r>
+    </w:p>
+    <w:p>
+      <w:pPr>
+        <w:shd w:val="clear" w:color="auto" w:fill="FFFFFF"/>
+        <w:spacing w:before="120" w:line="312" w:lineRule="atLeast"/>
+        <w:jc w:val="left"/>
+      </w:pPr>
       <w:hyperlink r:id="rId11" w:history="1">
         <w:r>
           <w:rPr>
@@ -6071,16 +6075,6 @@
           <w:t>https://github.com/ISARICResearch/CCP/raw/main/Data-Governance/Technical-Organisational-Measures.docx</w:t>
         </w:r>
       </w:hyperlink>
-    </w:p>
-    <w:p>
-      <w:pPr>
-        <w:shd w:val="clear" w:color="auto" w:fill="FFFFFF"/>
-        <w:spacing w:before="120" w:line="312" w:lineRule="atLeast"/>
-        <w:jc w:val="left"/>
-        <w:rPr>
-          <w:szCs w:val="22"/>
-        </w:rPr>
-      </w:pPr>
     </w:p>
     <w:p>
       <w:pPr>
@@ -6983,7 +6977,7 @@
 </file>
 
 <file path=word/endnotes.xml><?xml version="1.0" encoding="utf-8"?>
-<w:endnotes xmlns:wpc="http://schemas.microsoft.com/office/word/2010/wordprocessingCanvas" xmlns:cx="http://schemas.microsoft.com/office/drawing/2014/chartex" xmlns:cx1="http://schemas.microsoft.com/office/drawing/2015/9/8/chartex" xmlns:cx2="http://schemas.microsoft.com/office/drawing/2015/10/21/chartex" xmlns:cx3="http://schemas.microsoft.com/office/drawing/2016/5/9/chartex" xmlns:cx4="http://schemas.microsoft.com/office/drawing/2016/5/10/chartex" xmlns:cx5="http://schemas.microsoft.com/office/drawing/2016/5/11/chartex" xmlns:cx6="http://schemas.microsoft.com/office/drawing/2016/5/12/chartex" xmlns:cx7="http://schemas.microsoft.com/office/drawing/2016/5/13/chartex" xmlns:cx8="http://schemas.microsoft.com/office/drawing/2016/5/14/chartex" xmlns:mc="http://schemas.openxmlformats.org/markup-compatibility/2006" xmlns:aink="http://schemas.microsoft.com/office/drawing/2016/ink" xmlns:am3d="http://schemas.microsoft.com/office/drawing/2017/model3d" xmlns:o="urn:schemas-microsoft-com:office:office" xmlns:oel="http://schemas.microsoft.com/office/2019/extlst" xmlns:r="http://schemas.openxmlformats.org/officeDocument/2006/relationships" xmlns:m="http://schemas.openxmlformats.org/officeDocument/2006/math" xmlns:v="urn:schemas-microsoft-com:vml" xmlns:wp14="http://schemas.microsoft.com/office/word/2010/wordprocessingDrawing" xmlns:wp="http://schemas.openxmlformats.org/drawingml/2006/wordprocessingDrawing" xmlns:w10="urn:schemas-microsoft-com:office:word" xmlns:w="http://schemas.openxmlformats.org/wordprocessingml/2006/main" xmlns:w14="http://schemas.microsoft.com/office/word/2010/wordml" xmlns:w15="http://schemas.microsoft.com/office/word/2012/wordml" xmlns:w16cex="http://schemas.microsoft.com/office/word/2018/wordml/cex" xmlns:w16cid="http://schemas.microsoft.com/office/word/2016/wordml/cid" xmlns:w16="http://schemas.microsoft.com/office/word/2018/wordml" xmlns:w16sdtdh="http://schemas.microsoft.com/office/word/2020/wordml/sdtdatahash" xmlns:w16se="http://schemas.microsoft.com/office/word/2015/wordml/symex" xmlns:wpg="http://schemas.microsoft.com/office/word/2010/wordprocessingGroup" xmlns:wpi="http://schemas.microsoft.com/office/word/2010/wordprocessingInk" xmlns:wne="http://schemas.microsoft.com/office/word/2006/wordml" xmlns:wps="http://schemas.microsoft.com/office/word/2010/wordprocessingShape" mc:Ignorable="w14 w15 w16se w16cid w16 w16cex w16sdtdh wp14">
+<w:endnotes xmlns:wpc="http://schemas.microsoft.com/office/word/2010/wordprocessingCanvas" xmlns:cx="http://schemas.microsoft.com/office/drawing/2014/chartex" xmlns:cx1="http://schemas.microsoft.com/office/drawing/2015/9/8/chartex" xmlns:cx2="http://schemas.microsoft.com/office/drawing/2015/10/21/chartex" xmlns:cx3="http://schemas.microsoft.com/office/drawing/2016/5/9/chartex" xmlns:cx4="http://schemas.microsoft.com/office/drawing/2016/5/10/chartex" xmlns:cx5="http://schemas.microsoft.com/office/drawing/2016/5/11/chartex" xmlns:cx6="http://schemas.microsoft.com/office/drawing/2016/5/12/chartex" xmlns:cx7="http://schemas.microsoft.com/office/drawing/2016/5/13/chartex" xmlns:cx8="http://schemas.microsoft.com/office/drawing/2016/5/14/chartex" xmlns:mc="http://schemas.openxmlformats.org/markup-compatibility/2006" xmlns:aink="http://schemas.microsoft.com/office/drawing/2016/ink" xmlns:am3d="http://schemas.microsoft.com/office/drawing/2017/model3d" xmlns:o="urn:schemas-microsoft-com:office:office" xmlns:r="http://schemas.openxmlformats.org/officeDocument/2006/relationships" xmlns:m="http://schemas.openxmlformats.org/officeDocument/2006/math" xmlns:v="urn:schemas-microsoft-com:vml" xmlns:wp14="http://schemas.microsoft.com/office/word/2010/wordprocessingDrawing" xmlns:wp="http://schemas.openxmlformats.org/drawingml/2006/wordprocessingDrawing" xmlns:w10="urn:schemas-microsoft-com:office:word" xmlns:w="http://schemas.openxmlformats.org/wordprocessingml/2006/main" xmlns:w14="http://schemas.microsoft.com/office/word/2010/wordml" xmlns:w15="http://schemas.microsoft.com/office/word/2012/wordml" xmlns:w16cex="http://schemas.microsoft.com/office/word/2018/wordml/cex" xmlns:w16cid="http://schemas.microsoft.com/office/word/2016/wordml/cid" xmlns:w16="http://schemas.microsoft.com/office/word/2018/wordml" xmlns:w16sdtdh="http://schemas.microsoft.com/office/word/2020/wordml/sdtdatahash" xmlns:w16se="http://schemas.microsoft.com/office/word/2015/wordml/symex" xmlns:wpg="http://schemas.microsoft.com/office/word/2010/wordprocessingGroup" xmlns:wpi="http://schemas.microsoft.com/office/word/2010/wordprocessingInk" xmlns:wne="http://schemas.microsoft.com/office/word/2006/wordml" xmlns:wps="http://schemas.microsoft.com/office/word/2010/wordprocessingShape" mc:Ignorable="w14 w15 w16se w16cid w16 w16cex w16sdtdh wp14">
   <w:endnote w:type="separator" w:id="-1">
     <w:p>
       <w:r>
@@ -7002,7 +6996,7 @@
 </file>
 
 <file path=word/footer1.xml><?xml version="1.0" encoding="utf-8"?>
-<w:ftr xmlns:wpc="http://schemas.microsoft.com/office/word/2010/wordprocessingCanvas" xmlns:cx="http://schemas.microsoft.com/office/drawing/2014/chartex" xmlns:cx1="http://schemas.microsoft.com/office/drawing/2015/9/8/chartex" xmlns:cx2="http://schemas.microsoft.com/office/drawing/2015/10/21/chartex" xmlns:cx3="http://schemas.microsoft.com/office/drawing/2016/5/9/chartex" xmlns:cx4="http://schemas.microsoft.com/office/drawing/2016/5/10/chartex" xmlns:cx5="http://schemas.microsoft.com/office/drawing/2016/5/11/chartex" xmlns:cx6="http://schemas.microsoft.com/office/drawing/2016/5/12/chartex" xmlns:cx7="http://schemas.microsoft.com/office/drawing/2016/5/13/chartex" xmlns:cx8="http://schemas.microsoft.com/office/drawing/2016/5/14/chartex" xmlns:mc="http://schemas.openxmlformats.org/markup-compatibility/2006" xmlns:aink="http://schemas.microsoft.com/office/drawing/2016/ink" xmlns:am3d="http://schemas.microsoft.com/office/drawing/2017/model3d" xmlns:o="urn:schemas-microsoft-com:office:office" xmlns:oel="http://schemas.microsoft.com/office/2019/extlst" xmlns:r="http://schemas.openxmlformats.org/officeDocument/2006/relationships" xmlns:m="http://schemas.openxmlformats.org/officeDocument/2006/math" xmlns:v="urn:schemas-microsoft-com:vml" xmlns:wp14="http://schemas.microsoft.com/office/word/2010/wordprocessingDrawing" xmlns:wp="http://schemas.openxmlformats.org/drawingml/2006/wordprocessingDrawing" xmlns:w10="urn:schemas-microsoft-com:office:word" xmlns:w="http://schemas.openxmlformats.org/wordprocessingml/2006/main" xmlns:w14="http://schemas.microsoft.com/office/word/2010/wordml" xmlns:w15="http://schemas.microsoft.com/office/word/2012/wordml" xmlns:w16cex="http://schemas.microsoft.com/office/word/2018/wordml/cex" xmlns:w16cid="http://schemas.microsoft.com/office/word/2016/wordml/cid" xmlns:w16="http://schemas.microsoft.com/office/word/2018/wordml" xmlns:w16sdtdh="http://schemas.microsoft.com/office/word/2020/wordml/sdtdatahash" xmlns:w16se="http://schemas.microsoft.com/office/word/2015/wordml/symex" xmlns:wpg="http://schemas.microsoft.com/office/word/2010/wordprocessingGroup" xmlns:wpi="http://schemas.microsoft.com/office/word/2010/wordprocessingInk" xmlns:wne="http://schemas.microsoft.com/office/word/2006/wordml" xmlns:wps="http://schemas.microsoft.com/office/word/2010/wordprocessingShape" mc:Ignorable="w14 w15 w16se w16cid w16 w16cex w16sdtdh wp14">
+<w:ftr xmlns:wpc="http://schemas.microsoft.com/office/word/2010/wordprocessingCanvas" xmlns:cx="http://schemas.microsoft.com/office/drawing/2014/chartex" xmlns:cx1="http://schemas.microsoft.com/office/drawing/2015/9/8/chartex" xmlns:cx2="http://schemas.microsoft.com/office/drawing/2015/10/21/chartex" xmlns:cx3="http://schemas.microsoft.com/office/drawing/2016/5/9/chartex" xmlns:cx4="http://schemas.microsoft.com/office/drawing/2016/5/10/chartex" xmlns:cx5="http://schemas.microsoft.com/office/drawing/2016/5/11/chartex" xmlns:cx6="http://schemas.microsoft.com/office/drawing/2016/5/12/chartex" xmlns:cx7="http://schemas.microsoft.com/office/drawing/2016/5/13/chartex" xmlns:cx8="http://schemas.microsoft.com/office/drawing/2016/5/14/chartex" xmlns:mc="http://schemas.openxmlformats.org/markup-compatibility/2006" xmlns:aink="http://schemas.microsoft.com/office/drawing/2016/ink" xmlns:am3d="http://schemas.microsoft.com/office/drawing/2017/model3d" xmlns:o="urn:schemas-microsoft-com:office:office" xmlns:r="http://schemas.openxmlformats.org/officeDocument/2006/relationships" xmlns:m="http://schemas.openxmlformats.org/officeDocument/2006/math" xmlns:v="urn:schemas-microsoft-com:vml" xmlns:wp14="http://schemas.microsoft.com/office/word/2010/wordprocessingDrawing" xmlns:wp="http://schemas.openxmlformats.org/drawingml/2006/wordprocessingDrawing" xmlns:w10="urn:schemas-microsoft-com:office:word" xmlns:w="http://schemas.openxmlformats.org/wordprocessingml/2006/main" xmlns:w14="http://schemas.microsoft.com/office/word/2010/wordml" xmlns:w15="http://schemas.microsoft.com/office/word/2012/wordml" xmlns:w16cex="http://schemas.microsoft.com/office/word/2018/wordml/cex" xmlns:w16cid="http://schemas.microsoft.com/office/word/2016/wordml/cid" xmlns:w16="http://schemas.microsoft.com/office/word/2018/wordml" xmlns:w16sdtdh="http://schemas.microsoft.com/office/word/2020/wordml/sdtdatahash" xmlns:w16se="http://schemas.microsoft.com/office/word/2015/wordml/symex" xmlns:wpg="http://schemas.microsoft.com/office/word/2010/wordprocessingGroup" xmlns:wpi="http://schemas.microsoft.com/office/word/2010/wordprocessingInk" xmlns:wne="http://schemas.microsoft.com/office/word/2006/wordml" xmlns:wps="http://schemas.microsoft.com/office/word/2010/wordprocessingShape" mc:Ignorable="w14 w15 w16se w16cid w16 w16cex w16sdtdh wp14">
   <w:p>
     <w:pPr>
       <w:pStyle w:val="Footer"/>
@@ -7090,7 +7084,7 @@
 </file>
 
 <file path=word/footnotes.xml><?xml version="1.0" encoding="utf-8"?>
-<w:footnotes xmlns:wpc="http://schemas.microsoft.com/office/word/2010/wordprocessingCanvas" xmlns:cx="http://schemas.microsoft.com/office/drawing/2014/chartex" xmlns:cx1="http://schemas.microsoft.com/office/drawing/2015/9/8/chartex" xmlns:cx2="http://schemas.microsoft.com/office/drawing/2015/10/21/chartex" xmlns:cx3="http://schemas.microsoft.com/office/drawing/2016/5/9/chartex" xmlns:cx4="http://schemas.microsoft.com/office/drawing/2016/5/10/chartex" xmlns:cx5="http://schemas.microsoft.com/office/drawing/2016/5/11/chartex" xmlns:cx6="http://schemas.microsoft.com/office/drawing/2016/5/12/chartex" xmlns:cx7="http://schemas.microsoft.com/office/drawing/2016/5/13/chartex" xmlns:cx8="http://schemas.microsoft.com/office/drawing/2016/5/14/chartex" xmlns:mc="http://schemas.openxmlformats.org/markup-compatibility/2006" xmlns:aink="http://schemas.microsoft.com/office/drawing/2016/ink" xmlns:am3d="http://schemas.microsoft.com/office/drawing/2017/model3d" xmlns:o="urn:schemas-microsoft-com:office:office" xmlns:oel="http://schemas.microsoft.com/office/2019/extlst" xmlns:r="http://schemas.openxmlformats.org/officeDocument/2006/relationships" xmlns:m="http://schemas.openxmlformats.org/officeDocument/2006/math" xmlns:v="urn:schemas-microsoft-com:vml" xmlns:wp14="http://schemas.microsoft.com/office/word/2010/wordprocessingDrawing" xmlns:wp="http://schemas.openxmlformats.org/drawingml/2006/wordprocessingDrawing" xmlns:w10="urn:schemas-microsoft-com:office:word" xmlns:w="http://schemas.openxmlformats.org/wordprocessingml/2006/main" xmlns:w14="http://schemas.microsoft.com/office/word/2010/wordml" xmlns:w15="http://schemas.microsoft.com/office/word/2012/wordml" xmlns:w16cex="http://schemas.microsoft.com/office/word/2018/wordml/cex" xmlns:w16cid="http://schemas.microsoft.com/office/word/2016/wordml/cid" xmlns:w16="http://schemas.microsoft.com/office/word/2018/wordml" xmlns:w16sdtdh="http://schemas.microsoft.com/office/word/2020/wordml/sdtdatahash" xmlns:w16se="http://schemas.microsoft.com/office/word/2015/wordml/symex" xmlns:wpg="http://schemas.microsoft.com/office/word/2010/wordprocessingGroup" xmlns:wpi="http://schemas.microsoft.com/office/word/2010/wordprocessingInk" xmlns:wne="http://schemas.microsoft.com/office/word/2006/wordml" xmlns:wps="http://schemas.microsoft.com/office/word/2010/wordprocessingShape" mc:Ignorable="w14 w15 w16se w16cid w16 w16cex w16sdtdh wp14">
+<w:footnotes xmlns:wpc="http://schemas.microsoft.com/office/word/2010/wordprocessingCanvas" xmlns:cx="http://schemas.microsoft.com/office/drawing/2014/chartex" xmlns:cx1="http://schemas.microsoft.com/office/drawing/2015/9/8/chartex" xmlns:cx2="http://schemas.microsoft.com/office/drawing/2015/10/21/chartex" xmlns:cx3="http://schemas.microsoft.com/office/drawing/2016/5/9/chartex" xmlns:cx4="http://schemas.microsoft.com/office/drawing/2016/5/10/chartex" xmlns:cx5="http://schemas.microsoft.com/office/drawing/2016/5/11/chartex" xmlns:cx6="http://schemas.microsoft.com/office/drawing/2016/5/12/chartex" xmlns:cx7="http://schemas.microsoft.com/office/drawing/2016/5/13/chartex" xmlns:cx8="http://schemas.microsoft.com/office/drawing/2016/5/14/chartex" xmlns:mc="http://schemas.openxmlformats.org/markup-compatibility/2006" xmlns:aink="http://schemas.microsoft.com/office/drawing/2016/ink" xmlns:am3d="http://schemas.microsoft.com/office/drawing/2017/model3d" xmlns:o="urn:schemas-microsoft-com:office:office" xmlns:r="http://schemas.openxmlformats.org/officeDocument/2006/relationships" xmlns:m="http://schemas.openxmlformats.org/officeDocument/2006/math" xmlns:v="urn:schemas-microsoft-com:vml" xmlns:wp14="http://schemas.microsoft.com/office/word/2010/wordprocessingDrawing" xmlns:wp="http://schemas.openxmlformats.org/drawingml/2006/wordprocessingDrawing" xmlns:w10="urn:schemas-microsoft-com:office:word" xmlns:w="http://schemas.openxmlformats.org/wordprocessingml/2006/main" xmlns:w14="http://schemas.microsoft.com/office/word/2010/wordml" xmlns:w15="http://schemas.microsoft.com/office/word/2012/wordml" xmlns:w16cex="http://schemas.microsoft.com/office/word/2018/wordml/cex" xmlns:w16cid="http://schemas.microsoft.com/office/word/2016/wordml/cid" xmlns:w16="http://schemas.microsoft.com/office/word/2018/wordml" xmlns:w16sdtdh="http://schemas.microsoft.com/office/word/2020/wordml/sdtdatahash" xmlns:w16se="http://schemas.microsoft.com/office/word/2015/wordml/symex" xmlns:wpg="http://schemas.microsoft.com/office/word/2010/wordprocessingGroup" xmlns:wpi="http://schemas.microsoft.com/office/word/2010/wordprocessingInk" xmlns:wne="http://schemas.microsoft.com/office/word/2006/wordml" xmlns:wps="http://schemas.microsoft.com/office/word/2010/wordprocessingShape" mc:Ignorable="w14 w15 w16se w16cid w16 w16cex w16sdtdh wp14">
   <w:footnote w:type="separator" w:id="-1">
     <w:p>
       <w:r>
@@ -7143,7 +7137,7 @@
 </file>
 
 <file path=word/numbering.xml><?xml version="1.0" encoding="utf-8"?>
-<w:numbering xmlns:wpc="http://schemas.microsoft.com/office/word/2010/wordprocessingCanvas" xmlns:cx="http://schemas.microsoft.com/office/drawing/2014/chartex" xmlns:cx1="http://schemas.microsoft.com/office/drawing/2015/9/8/chartex" xmlns:cx2="http://schemas.microsoft.com/office/drawing/2015/10/21/chartex" xmlns:cx3="http://schemas.microsoft.com/office/drawing/2016/5/9/chartex" xmlns:cx4="http://schemas.microsoft.com/office/drawing/2016/5/10/chartex" xmlns:cx5="http://schemas.microsoft.com/office/drawing/2016/5/11/chartex" xmlns:cx6="http://schemas.microsoft.com/office/drawing/2016/5/12/chartex" xmlns:cx7="http://schemas.microsoft.com/office/drawing/2016/5/13/chartex" xmlns:cx8="http://schemas.microsoft.com/office/drawing/2016/5/14/chartex" xmlns:mc="http://schemas.openxmlformats.org/markup-compatibility/2006" xmlns:aink="http://schemas.microsoft.com/office/drawing/2016/ink" xmlns:am3d="http://schemas.microsoft.com/office/drawing/2017/model3d" xmlns:o="urn:schemas-microsoft-com:office:office" xmlns:oel="http://schemas.microsoft.com/office/2019/extlst" xmlns:r="http://schemas.openxmlformats.org/officeDocument/2006/relationships" xmlns:m="http://schemas.openxmlformats.org/officeDocument/2006/math" xmlns:v="urn:schemas-microsoft-com:vml" xmlns:wp14="http://schemas.microsoft.com/office/word/2010/wordprocessingDrawing" xmlns:wp="http://schemas.openxmlformats.org/drawingml/2006/wordprocessingDrawing" xmlns:w10="urn:schemas-microsoft-com:office:word" xmlns:w="http://schemas.openxmlformats.org/wordprocessingml/2006/main" xmlns:w14="http://schemas.microsoft.com/office/word/2010/wordml" xmlns:w15="http://schemas.microsoft.com/office/word/2012/wordml" xmlns:w16cex="http://schemas.microsoft.com/office/word/2018/wordml/cex" xmlns:w16cid="http://schemas.microsoft.com/office/word/2016/wordml/cid" xmlns:w16="http://schemas.microsoft.com/office/word/2018/wordml" xmlns:w16sdtdh="http://schemas.microsoft.com/office/word/2020/wordml/sdtdatahash" xmlns:w16se="http://schemas.microsoft.com/office/word/2015/wordml/symex" xmlns:wpg="http://schemas.microsoft.com/office/word/2010/wordprocessingGroup" xmlns:wpi="http://schemas.microsoft.com/office/word/2010/wordprocessingInk" xmlns:wne="http://schemas.microsoft.com/office/word/2006/wordml" xmlns:wps="http://schemas.microsoft.com/office/word/2010/wordprocessingShape" mc:Ignorable="w14 w15 w16se w16cid w16 w16cex w16sdtdh wp14">
+<w:numbering xmlns:wpc="http://schemas.microsoft.com/office/word/2010/wordprocessingCanvas" xmlns:cx="http://schemas.microsoft.com/office/drawing/2014/chartex" xmlns:cx1="http://schemas.microsoft.com/office/drawing/2015/9/8/chartex" xmlns:cx2="http://schemas.microsoft.com/office/drawing/2015/10/21/chartex" xmlns:cx3="http://schemas.microsoft.com/office/drawing/2016/5/9/chartex" xmlns:cx4="http://schemas.microsoft.com/office/drawing/2016/5/10/chartex" xmlns:cx5="http://schemas.microsoft.com/office/drawing/2016/5/11/chartex" xmlns:cx6="http://schemas.microsoft.com/office/drawing/2016/5/12/chartex" xmlns:cx7="http://schemas.microsoft.com/office/drawing/2016/5/13/chartex" xmlns:cx8="http://schemas.microsoft.com/office/drawing/2016/5/14/chartex" xmlns:mc="http://schemas.openxmlformats.org/markup-compatibility/2006" xmlns:aink="http://schemas.microsoft.com/office/drawing/2016/ink" xmlns:am3d="http://schemas.microsoft.com/office/drawing/2017/model3d" xmlns:o="urn:schemas-microsoft-com:office:office" xmlns:r="http://schemas.openxmlformats.org/officeDocument/2006/relationships" xmlns:m="http://schemas.openxmlformats.org/officeDocument/2006/math" xmlns:v="urn:schemas-microsoft-com:vml" xmlns:wp14="http://schemas.microsoft.com/office/word/2010/wordprocessingDrawing" xmlns:wp="http://schemas.openxmlformats.org/drawingml/2006/wordprocessingDrawing" xmlns:w10="urn:schemas-microsoft-com:office:word" xmlns:w="http://schemas.openxmlformats.org/wordprocessingml/2006/main" xmlns:w14="http://schemas.microsoft.com/office/word/2010/wordml" xmlns:w15="http://schemas.microsoft.com/office/word/2012/wordml" xmlns:w16cex="http://schemas.microsoft.com/office/word/2018/wordml/cex" xmlns:w16cid="http://schemas.microsoft.com/office/word/2016/wordml/cid" xmlns:w16="http://schemas.microsoft.com/office/word/2018/wordml" xmlns:w16sdtdh="http://schemas.microsoft.com/office/word/2020/wordml/sdtdatahash" xmlns:w16se="http://schemas.microsoft.com/office/word/2015/wordml/symex" xmlns:wpg="http://schemas.microsoft.com/office/word/2010/wordprocessingGroup" xmlns:wpi="http://schemas.microsoft.com/office/word/2010/wordprocessingInk" xmlns:wne="http://schemas.microsoft.com/office/word/2006/wordml" xmlns:wps="http://schemas.microsoft.com/office/word/2010/wordprocessingShape" mc:Ignorable="w14 w15 w16se w16cid w16 w16cex w16sdtdh wp14">
   <w:abstractNum w:abstractNumId="0" w15:restartNumberingAfterBreak="0">
     <w:nsid w:val="B6523C67"/>
     <w:multiLevelType w:val="multilevel"/>
@@ -8521,43 +8515,43 @@
       </w:pPr>
     </w:lvl>
   </w:abstractNum>
-  <w:num w:numId="1" w16cid:durableId="508450337">
+  <w:num w:numId="1">
     <w:abstractNumId w:val="7"/>
   </w:num>
-  <w:num w:numId="2" w16cid:durableId="605116099">
+  <w:num w:numId="2">
     <w:abstractNumId w:val="11"/>
   </w:num>
-  <w:num w:numId="3" w16cid:durableId="53235920">
+  <w:num w:numId="3">
     <w:abstractNumId w:val="6"/>
   </w:num>
-  <w:num w:numId="4" w16cid:durableId="1103497403">
+  <w:num w:numId="4">
     <w:abstractNumId w:val="2"/>
   </w:num>
-  <w:num w:numId="5" w16cid:durableId="2028479093">
+  <w:num w:numId="5">
     <w:abstractNumId w:val="10"/>
   </w:num>
-  <w:num w:numId="6" w16cid:durableId="579143102">
+  <w:num w:numId="6">
     <w:abstractNumId w:val="11"/>
   </w:num>
-  <w:num w:numId="7" w16cid:durableId="1459491362">
+  <w:num w:numId="7">
     <w:abstractNumId w:val="11"/>
   </w:num>
-  <w:num w:numId="8" w16cid:durableId="1694187737">
+  <w:num w:numId="8">
     <w:abstractNumId w:val="8"/>
   </w:num>
-  <w:num w:numId="9" w16cid:durableId="1709258394">
+  <w:num w:numId="9">
     <w:abstractNumId w:val="11"/>
   </w:num>
-  <w:num w:numId="10" w16cid:durableId="408961237">
+  <w:num w:numId="10">
     <w:abstractNumId w:val="3"/>
   </w:num>
-  <w:num w:numId="11" w16cid:durableId="2115706787">
+  <w:num w:numId="11">
     <w:abstractNumId w:val="11"/>
   </w:num>
-  <w:num w:numId="12" w16cid:durableId="939143076">
+  <w:num w:numId="12">
     <w:abstractNumId w:val="5"/>
   </w:num>
-  <w:num w:numId="13" w16cid:durableId="1935088258">
+  <w:num w:numId="13">
     <w:abstractNumId w:val="0"/>
     <w:lvlOverride w:ilvl="0">
       <w:startOverride w:val="1"/>
@@ -8587,7 +8581,7 @@
       <w:startOverride w:val="1"/>
     </w:lvlOverride>
   </w:num>
-  <w:num w:numId="14" w16cid:durableId="1692074033">
+  <w:num w:numId="14">
     <w:abstractNumId w:val="1"/>
     <w:lvlOverride w:ilvl="0">
       <w:startOverride w:val="1"/>
@@ -8617,7 +8611,7 @@
       <w:startOverride w:val="1"/>
     </w:lvlOverride>
   </w:num>
-  <w:num w:numId="15" w16cid:durableId="1354460883">
+  <w:num w:numId="15">
     <w:abstractNumId w:val="9"/>
     <w:lvlOverride w:ilvl="0">
       <w:startOverride w:val="1"/>
@@ -8647,7 +8641,7 @@
       <w:startOverride w:val="1"/>
     </w:lvlOverride>
   </w:num>
-  <w:num w:numId="16" w16cid:durableId="1955601197">
+  <w:num w:numId="16">
     <w:abstractNumId w:val="0"/>
     <w:lvlOverride w:ilvl="0">
       <w:startOverride w:val="1"/>
@@ -8677,13 +8671,13 @@
       <w:startOverride w:val="1"/>
     </w:lvlOverride>
   </w:num>
-  <w:num w:numId="17" w16cid:durableId="1583219938">
+  <w:num w:numId="17">
     <w:abstractNumId w:val="0"/>
   </w:num>
-  <w:num w:numId="18" w16cid:durableId="743797020">
+  <w:num w:numId="18">
     <w:abstractNumId w:val="4"/>
   </w:num>
-  <w:num w:numId="19" w16cid:durableId="1155488357">
+  <w:num w:numId="19">
     <w:abstractNumId w:val="0"/>
     <w:lvlOverride w:ilvl="0">
       <w:startOverride w:val="1"/>
@@ -9968,7 +9962,7 @@
 </file>
 
 <file path=word/glossary/document.xml><?xml version="1.0" encoding="utf-8"?>
-<w:glossaryDocument xmlns:wpc="http://schemas.microsoft.com/office/word/2010/wordprocessingCanvas" xmlns:cx="http://schemas.microsoft.com/office/drawing/2014/chartex" xmlns:cx1="http://schemas.microsoft.com/office/drawing/2015/9/8/chartex" xmlns:cx2="http://schemas.microsoft.com/office/drawing/2015/10/21/chartex" xmlns:cx3="http://schemas.microsoft.com/office/drawing/2016/5/9/chartex" xmlns:cx4="http://schemas.microsoft.com/office/drawing/2016/5/10/chartex" xmlns:cx5="http://schemas.microsoft.com/office/drawing/2016/5/11/chartex" xmlns:cx6="http://schemas.microsoft.com/office/drawing/2016/5/12/chartex" xmlns:cx7="http://schemas.microsoft.com/office/drawing/2016/5/13/chartex" xmlns:cx8="http://schemas.microsoft.com/office/drawing/2016/5/14/chartex" xmlns:mc="http://schemas.openxmlformats.org/markup-compatibility/2006" xmlns:aink="http://schemas.microsoft.com/office/drawing/2016/ink" xmlns:am3d="http://schemas.microsoft.com/office/drawing/2017/model3d" xmlns:o="urn:schemas-microsoft-com:office:office" xmlns:oel="http://schemas.microsoft.com/office/2019/extlst" xmlns:r="http://schemas.openxmlformats.org/officeDocument/2006/relationships" xmlns:m="http://schemas.openxmlformats.org/officeDocument/2006/math" xmlns:v="urn:schemas-microsoft-com:vml" xmlns:wp14="http://schemas.microsoft.com/office/word/2010/wordprocessingDrawing" xmlns:wp="http://schemas.openxmlformats.org/drawingml/2006/wordprocessingDrawing" xmlns:w10="urn:schemas-microsoft-com:office:word" xmlns:w="http://schemas.openxmlformats.org/wordprocessingml/2006/main" xmlns:w14="http://schemas.microsoft.com/office/word/2010/wordml" xmlns:w15="http://schemas.microsoft.com/office/word/2012/wordml" xmlns:w16cex="http://schemas.microsoft.com/office/word/2018/wordml/cex" xmlns:w16cid="http://schemas.microsoft.com/office/word/2016/wordml/cid" xmlns:w16="http://schemas.microsoft.com/office/word/2018/wordml" xmlns:w16sdtdh="http://schemas.microsoft.com/office/word/2020/wordml/sdtdatahash" xmlns:w16se="http://schemas.microsoft.com/office/word/2015/wordml/symex" xmlns:wpg="http://schemas.microsoft.com/office/word/2010/wordprocessingGroup" xmlns:wpi="http://schemas.microsoft.com/office/word/2010/wordprocessingInk" xmlns:wne="http://schemas.microsoft.com/office/word/2006/wordml" xmlns:wps="http://schemas.microsoft.com/office/word/2010/wordprocessingShape" mc:Ignorable="w14 w15 w16se w16cid w16 w16cex w16sdtdh wp14">
+<w:glossaryDocument xmlns:wpc="http://schemas.microsoft.com/office/word/2010/wordprocessingCanvas" xmlns:cx="http://schemas.microsoft.com/office/drawing/2014/chartex" xmlns:cx1="http://schemas.microsoft.com/office/drawing/2015/9/8/chartex" xmlns:cx2="http://schemas.microsoft.com/office/drawing/2015/10/21/chartex" xmlns:cx3="http://schemas.microsoft.com/office/drawing/2016/5/9/chartex" xmlns:cx4="http://schemas.microsoft.com/office/drawing/2016/5/10/chartex" xmlns:cx5="http://schemas.microsoft.com/office/drawing/2016/5/11/chartex" xmlns:cx6="http://schemas.microsoft.com/office/drawing/2016/5/12/chartex" xmlns:cx7="http://schemas.microsoft.com/office/drawing/2016/5/13/chartex" xmlns:cx8="http://schemas.microsoft.com/office/drawing/2016/5/14/chartex" xmlns:mc="http://schemas.openxmlformats.org/markup-compatibility/2006" xmlns:aink="http://schemas.microsoft.com/office/drawing/2016/ink" xmlns:am3d="http://schemas.microsoft.com/office/drawing/2017/model3d" xmlns:o="urn:schemas-microsoft-com:office:office" xmlns:r="http://schemas.openxmlformats.org/officeDocument/2006/relationships" xmlns:m="http://schemas.openxmlformats.org/officeDocument/2006/math" xmlns:v="urn:schemas-microsoft-com:vml" xmlns:wp14="http://schemas.microsoft.com/office/word/2010/wordprocessingDrawing" xmlns:wp="http://schemas.openxmlformats.org/drawingml/2006/wordprocessingDrawing" xmlns:w10="urn:schemas-microsoft-com:office:word" xmlns:w="http://schemas.openxmlformats.org/wordprocessingml/2006/main" xmlns:w14="http://schemas.microsoft.com/office/word/2010/wordml" xmlns:w15="http://schemas.microsoft.com/office/word/2012/wordml" xmlns:w16cex="http://schemas.microsoft.com/office/word/2018/wordml/cex" xmlns:w16cid="http://schemas.microsoft.com/office/word/2016/wordml/cid" xmlns:w16="http://schemas.microsoft.com/office/word/2018/wordml" xmlns:w16sdtdh="http://schemas.microsoft.com/office/word/2020/wordml/sdtdatahash" xmlns:w16se="http://schemas.microsoft.com/office/word/2015/wordml/symex" xmlns:wpg="http://schemas.microsoft.com/office/word/2010/wordprocessingGroup" xmlns:wpi="http://schemas.microsoft.com/office/word/2010/wordprocessingInk" xmlns:wne="http://schemas.microsoft.com/office/word/2006/wordml" xmlns:wps="http://schemas.microsoft.com/office/word/2010/wordprocessingShape" mc:Ignorable="w14 w15 w16se w16cid w16 w16cex w16sdtdh wp14">
   <w:docParts>
     <w:docPart>
       <w:docPartPr>
@@ -10017,7 +10011,7 @@
     <w:charset w:val="00"/>
     <w:family w:val="auto"/>
     <w:pitch w:val="variable"/>
-    <w:sig w:usb0="E0000AFF" w:usb1="5000217F" w:usb2="00000021" w:usb3="00000000" w:csb0="0000019F" w:csb1="00000000"/>
+    <w:sig w:usb0="E00002FF" w:usb1="5000205B" w:usb2="00000020" w:usb3="00000000" w:csb0="0000019F" w:csb1="00000000"/>
   </w:font>
   <w:font w:name="Symbol">
     <w:panose1 w:val="05050102010706020507"/>
@@ -10045,7 +10039,7 @@
     <w:charset w:val="00"/>
     <w:family w:val="swiss"/>
     <w:pitch w:val="variable"/>
-    <w:sig w:usb0="E4002EFF" w:usb1="C200247B" w:usb2="00000009" w:usb3="00000000" w:csb0="000001FF" w:csb1="00000000"/>
+    <w:sig w:usb0="E4002EFF" w:usb1="C000247B" w:usb2="00000009" w:usb3="00000000" w:csb0="000001FF" w:csb1="00000000"/>
   </w:font>
   <w:font w:name="Arial">
     <w:panose1 w:val="020B0604020202020204"/>
@@ -10067,7 +10061,7 @@
     <w:charset w:val="00"/>
     <w:family w:val="swiss"/>
     <w:pitch w:val="variable"/>
-    <w:sig w:usb0="E4002EFF" w:usb1="C200247B" w:usb2="00000009" w:usb3="00000000" w:csb0="000001FF" w:csb1="00000000"/>
+    <w:sig w:usb0="E4002EFF" w:usb1="C000247B" w:usb2="00000009" w:usb3="00000000" w:csb0="000001FF" w:csb1="00000000"/>
   </w:font>
   <w:font w:name="SimSun">
     <w:altName w:val="宋体"/>
@@ -10084,12 +10078,6 @@
     <w:pitch w:val="variable"/>
     <w:sig w:usb0="E4002EFF" w:usb1="C000E47F" w:usb2="00000009" w:usb3="00000000" w:csb0="000001FF" w:csb1="00000000"/>
   </w:font>
-  <w:font w:name="Aptos">
-    <w:charset w:val="00"/>
-    <w:family w:val="swiss"/>
-    <w:pitch w:val="variable"/>
-    <w:sig w:usb0="20000287" w:usb1="00000003" w:usb2="00000000" w:usb3="00000000" w:csb0="0000019F" w:csb1="00000000"/>
-  </w:font>
   <w:font w:name="DengXian">
     <w:altName w:val="等线"/>
     <w:panose1 w:val="02010600030101010101"/>
@@ -10104,17 +10092,11 @@
     <w:pitch w:val="variable"/>
     <w:sig w:usb0="A00002BF" w:usb1="38CF7CFA" w:usb2="00000016" w:usb3="00000000" w:csb0="0004000F" w:csb1="00000000"/>
   </w:font>
-  <w:font w:name="Aptos Display">
-    <w:charset w:val="00"/>
-    <w:family w:val="swiss"/>
-    <w:pitch w:val="variable"/>
-    <w:sig w:usb0="20000287" w:usb1="00000003" w:usb2="00000000" w:usb3="00000000" w:csb0="0000019F" w:csb1="00000000"/>
-  </w:font>
 </w:fonts>
 </file>
 
 <file path=word/glossary/numbering.xml><?xml version="1.0" encoding="utf-8"?>
-<w:numbering xmlns:wpc="http://schemas.microsoft.com/office/word/2010/wordprocessingCanvas" xmlns:cx="http://schemas.microsoft.com/office/drawing/2014/chartex" xmlns:cx1="http://schemas.microsoft.com/office/drawing/2015/9/8/chartex" xmlns:cx2="http://schemas.microsoft.com/office/drawing/2015/10/21/chartex" xmlns:cx3="http://schemas.microsoft.com/office/drawing/2016/5/9/chartex" xmlns:cx4="http://schemas.microsoft.com/office/drawing/2016/5/10/chartex" xmlns:cx5="http://schemas.microsoft.com/office/drawing/2016/5/11/chartex" xmlns:cx6="http://schemas.microsoft.com/office/drawing/2016/5/12/chartex" xmlns:cx7="http://schemas.microsoft.com/office/drawing/2016/5/13/chartex" xmlns:cx8="http://schemas.microsoft.com/office/drawing/2016/5/14/chartex" xmlns:mc="http://schemas.openxmlformats.org/markup-compatibility/2006" xmlns:aink="http://schemas.microsoft.com/office/drawing/2016/ink" xmlns:am3d="http://schemas.microsoft.com/office/drawing/2017/model3d" xmlns:o="urn:schemas-microsoft-com:office:office" xmlns:oel="http://schemas.microsoft.com/office/2019/extlst" xmlns:r="http://schemas.openxmlformats.org/officeDocument/2006/relationships" xmlns:m="http://schemas.openxmlformats.org/officeDocument/2006/math" xmlns:v="urn:schemas-microsoft-com:vml" xmlns:wp14="http://schemas.microsoft.com/office/word/2010/wordprocessingDrawing" xmlns:wp="http://schemas.openxmlformats.org/drawingml/2006/wordprocessingDrawing" xmlns:w10="urn:schemas-microsoft-com:office:word" xmlns:w="http://schemas.openxmlformats.org/wordprocessingml/2006/main" xmlns:w14="http://schemas.microsoft.com/office/word/2010/wordml" xmlns:w15="http://schemas.microsoft.com/office/word/2012/wordml" xmlns:w16cex="http://schemas.microsoft.com/office/word/2018/wordml/cex" xmlns:w16cid="http://schemas.microsoft.com/office/word/2016/wordml/cid" xmlns:w16="http://schemas.microsoft.com/office/word/2018/wordml" xmlns:w16sdtdh="http://schemas.microsoft.com/office/word/2020/wordml/sdtdatahash" xmlns:w16se="http://schemas.microsoft.com/office/word/2015/wordml/symex" xmlns:wpg="http://schemas.microsoft.com/office/word/2010/wordprocessingGroup" xmlns:wpi="http://schemas.microsoft.com/office/word/2010/wordprocessingInk" xmlns:wne="http://schemas.microsoft.com/office/word/2006/wordml" xmlns:wps="http://schemas.microsoft.com/office/word/2010/wordprocessingShape" mc:Ignorable="w14 w15 w16se w16cid w16 w16cex w16sdtdh wp14">
+<w:numbering xmlns:wpc="http://schemas.microsoft.com/office/word/2010/wordprocessingCanvas" xmlns:cx="http://schemas.microsoft.com/office/drawing/2014/chartex" xmlns:cx1="http://schemas.microsoft.com/office/drawing/2015/9/8/chartex" xmlns:cx2="http://schemas.microsoft.com/office/drawing/2015/10/21/chartex" xmlns:cx3="http://schemas.microsoft.com/office/drawing/2016/5/9/chartex" xmlns:cx4="http://schemas.microsoft.com/office/drawing/2016/5/10/chartex" xmlns:cx5="http://schemas.microsoft.com/office/drawing/2016/5/11/chartex" xmlns:cx6="http://schemas.microsoft.com/office/drawing/2016/5/12/chartex" xmlns:cx7="http://schemas.microsoft.com/office/drawing/2016/5/13/chartex" xmlns:cx8="http://schemas.microsoft.com/office/drawing/2016/5/14/chartex" xmlns:mc="http://schemas.openxmlformats.org/markup-compatibility/2006" xmlns:aink="http://schemas.microsoft.com/office/drawing/2016/ink" xmlns:am3d="http://schemas.microsoft.com/office/drawing/2017/model3d" xmlns:o="urn:schemas-microsoft-com:office:office" xmlns:r="http://schemas.openxmlformats.org/officeDocument/2006/relationships" xmlns:m="http://schemas.openxmlformats.org/officeDocument/2006/math" xmlns:v="urn:schemas-microsoft-com:vml" xmlns:wp14="http://schemas.microsoft.com/office/word/2010/wordprocessingDrawing" xmlns:wp="http://schemas.openxmlformats.org/drawingml/2006/wordprocessingDrawing" xmlns:w10="urn:schemas-microsoft-com:office:word" xmlns:w="http://schemas.openxmlformats.org/wordprocessingml/2006/main" xmlns:w14="http://schemas.microsoft.com/office/word/2010/wordml" xmlns:w15="http://schemas.microsoft.com/office/word/2012/wordml" xmlns:w16cex="http://schemas.microsoft.com/office/word/2018/wordml/cex" xmlns:w16cid="http://schemas.microsoft.com/office/word/2016/wordml/cid" xmlns:w16="http://schemas.microsoft.com/office/word/2018/wordml" xmlns:w16sdtdh="http://schemas.microsoft.com/office/word/2020/wordml/sdtdatahash" xmlns:w16se="http://schemas.microsoft.com/office/word/2015/wordml/symex" xmlns:wpg="http://schemas.microsoft.com/office/word/2010/wordprocessingGroup" xmlns:wpi="http://schemas.microsoft.com/office/word/2010/wordprocessingInk" xmlns:wne="http://schemas.microsoft.com/office/word/2006/wordml" xmlns:wps="http://schemas.microsoft.com/office/word/2010/wordprocessingShape" mc:Ignorable="w14 w15 w16se w16cid w16 w16cex w16sdtdh wp14">
   <w:abstractNum w:abstractNumId="0" w15:restartNumberingAfterBreak="0">
     <w:nsid w:val="2FC1305D"/>
     <w:multiLevelType w:val="multilevel"/>
@@ -10341,10 +10323,10 @@
       </w:pPr>
     </w:lvl>
   </w:abstractNum>
-  <w:num w:numId="1" w16cid:durableId="1192693281">
+  <w:num w:numId="1">
     <w:abstractNumId w:val="0"/>
   </w:num>
-  <w:num w:numId="2" w16cid:durableId="1825001527">
+  <w:num w:numId="2">
     <w:abstractNumId w:val="1"/>
   </w:num>
 </w:numbering>
@@ -10370,7 +10352,6 @@
     <w:rsid w:val="00104C2A"/>
     <w:rsid w:val="00136AA3"/>
     <w:rsid w:val="00154254"/>
-    <w:rsid w:val="00205DC7"/>
     <w:rsid w:val="0025586A"/>
     <w:rsid w:val="00266302"/>
     <w:rsid w:val="002A363A"/>
@@ -10380,6 +10361,7 @@
     <w:rsid w:val="005020EC"/>
     <w:rsid w:val="005B4862"/>
     <w:rsid w:val="005C7713"/>
+    <w:rsid w:val="005E7B73"/>
     <w:rsid w:val="00745120"/>
     <w:rsid w:val="0081035C"/>
     <w:rsid w:val="008A3F61"/>
@@ -11143,16 +11125,16 @@
 </file>
 
 <file path=customXml/item1.xml><?xml version="1.0" encoding="utf-8"?>
-<b:Sources xmlns:b="http://schemas.openxmlformats.org/officeDocument/2006/bibliography" xmlns="http://schemas.openxmlformats.org/officeDocument/2006/bibliography" SelectedStyle="\APASixthEditionOfficeOnline.xsl" StyleName="APA" Version="6"/>
-</file>
-
-<file path=customXml/item2.xml><?xml version="1.0" encoding="utf-8"?>
 <?mso-contentType ?>
 <FormTemplates xmlns="http://schemas.microsoft.com/sharepoint/v3/contenttype/forms">
   <Display>DocumentLibraryForm</Display>
   <Edit>DocumentLibraryForm</Edit>
   <New>DocumentLibraryForm</New>
 </FormTemplates>
+</file>
+
+<file path=customXml/item2.xml><?xml version="1.0" encoding="utf-8"?>
+<b:Sources xmlns:b="http://schemas.openxmlformats.org/officeDocument/2006/bibliography" xmlns="http://schemas.openxmlformats.org/officeDocument/2006/bibliography" SelectedStyle="\APASixthEditionOfficeOnline.xsl" StyleName="APA" Version="6"/>
 </file>
 
 <file path=customXml/item3.xml><?xml version="1.0" encoding="utf-8"?>
@@ -11593,17 +11575,17 @@
 </file>
 
 <file path=customXml/itemProps1.xml><?xml version="1.0" encoding="utf-8"?>
-<ds:datastoreItem xmlns:ds="http://schemas.openxmlformats.org/officeDocument/2006/customXml" ds:itemID="{FF81769E-29B4-4FA2-A3F8-C1B6D922227D}">
+<ds:datastoreItem xmlns:ds="http://schemas.openxmlformats.org/officeDocument/2006/customXml" ds:itemID="{5DDA48BE-0309-42DF-92A6-A05A2F12B930}">
   <ds:schemaRefs>
-    <ds:schemaRef ds:uri="http://schemas.openxmlformats.org/officeDocument/2006/bibliography"/>
+    <ds:schemaRef ds:uri="http://schemas.microsoft.com/sharepoint/v3/contenttype/forms"/>
   </ds:schemaRefs>
 </ds:datastoreItem>
 </file>
 
 <file path=customXml/itemProps2.xml><?xml version="1.0" encoding="utf-8"?>
-<ds:datastoreItem xmlns:ds="http://schemas.openxmlformats.org/officeDocument/2006/customXml" ds:itemID="{5DDA48BE-0309-42DF-92A6-A05A2F12B930}">
+<ds:datastoreItem xmlns:ds="http://schemas.openxmlformats.org/officeDocument/2006/customXml" ds:itemID="{FF81769E-29B4-4FA2-A3F8-C1B6D922227D}">
   <ds:schemaRefs>
-    <ds:schemaRef ds:uri="http://schemas.microsoft.com/sharepoint/v3/contenttype/forms"/>
+    <ds:schemaRef ds:uri="http://schemas.openxmlformats.org/officeDocument/2006/bibliography"/>
   </ds:schemaRefs>
 </ds:datastoreItem>
 </file>
